--- a/templates/IS3513_Lab1.0_Sandbox.docx
+++ b/templates/IS3513_Lab1.0_Sandbox.docx
@@ -202,7 +202,7 @@
       <w:tr>
         <w:tc>
           <w:tcPr>
-            <w:shd w:fill="184D3A" w:val="clear"/>
+            <w:shd w:fill="1F4E79" w:val="clear"/>
             <w:tcMar>
               <w:top w:type="dxa" w:w="30"/>
               <w:bottom w:type="dxa" w:w="30"/>
@@ -226,68 +226,6 @@
       </w:pPr>
       <w:r>
         <w:t xml:space="preserve"/>
-      </w:r>
-    </w:p>
-    <w:p>
-      <w:pPr>
-        <w:jc w:val="center"/>
-      </w:pPr>
-      <w:r>
-        <w:drawing>
-          <wp:inline distT="0" distB="0" distL="0" distR="0">
-            <wp:extent cx="876300" cy="857250"/>
-            <wp:effectExtent t="0" r="0" b="0" l="0"/>
-            <wp:docPr id="1" name="" descr="" title=""/>
-            <wp:cNvGraphicFramePr>
-              <a:graphicFrameLocks xmlns:a="http://schemas.openxmlformats.org/drawingml/2006/main" noChangeAspect="1"/>
-            </wp:cNvGraphicFramePr>
-            <a:graphic xmlns:a="http://schemas.openxmlformats.org/drawingml/2006/main">
-              <a:graphicData uri="http://schemas.openxmlformats.org/drawingml/2006/picture">
-                <pic:pic xmlns:pic="http://schemas.openxmlformats.org/drawingml/2006/picture">
-                  <pic:nvPicPr>
-                    <pic:cNvPr id="0" name="" descr=""/>
-                    <pic:cNvPicPr>
-                      <a:picLocks noChangeAspect="1" noChangeArrowheads="1"/>
-                    </pic:cNvPicPr>
-                  </pic:nvPicPr>
-                  <pic:blipFill>
-                    <a:blip r:embed="rId10" cstate="none"/>
-                    <a:srcRect/>
-                    <a:stretch>
-                      <a:fillRect/>
-                    </a:stretch>
-                  </pic:blipFill>
-                  <pic:spPr bwMode="auto">
-                    <a:xfrm>
-                      <a:off x="0" y="0"/>
-                      <a:ext cx="876300" cy="857250"/>
-                    </a:xfrm>
-                    <a:prstGeom prst="rect">
-                      <a:avLst/>
-                    </a:prstGeom>
-                  </pic:spPr>
-                </pic:pic>
-              </a:graphicData>
-            </a:graphic>
-          </wp:inline>
-        </w:drawing>
-      </w:r>
-    </w:p>
-    <w:p>
-      <w:pPr>
-        <w:spacing w:after="360" w:before="60"/>
-        <w:jc w:val="center"/>
-      </w:pPr>
-      <w:r>
-        <w:rPr>
-          <w:rFonts w:ascii="Roboto" w:cs="Roboto" w:eastAsia="Roboto" w:hAnsi="Roboto"/>
-          <w:i/>
-          <w:iCs/>
-          <w:color w:val="595959"/>
-          <w:sz w:val="22"/>
-          <w:szCs w:val="22"/>
-        </w:rPr>
-        <w:t xml:space="preserve">Prepared for [Client Name]</w:t>
       </w:r>
     </w:p>
     <w:p>
@@ -376,53 +314,6 @@
                 <w:sz w:val="20"/>
                 <w:szCs w:val="20"/>
               </w:rPr>
-              <w:t xml:space="preserve">Client</w:t>
-            </w:r>
-          </w:p>
-        </w:tc>
-        <w:tc>
-          <w:tcPr>
-            <w:tcMar>
-              <w:top w:type="dxa" w:w="60"/>
-              <w:left w:type="dxa" w:w="110"/>
-              <w:bottom w:type="dxa" w:w="60"/>
-              <w:right w:type="dxa" w:w="110"/>
-            </w:tcMar>
-            <w:vAlign w:val="center"/>
-          </w:tcPr>
-          <w:p>
-            <w:r>
-              <w:rPr>
-                <w:rFonts w:ascii="Roboto" w:cs="Roboto" w:eastAsia="Roboto" w:hAnsi="Roboto"/>
-                <w:color w:val="1A1A1A"/>
-                <w:sz w:val="20"/>
-                <w:szCs w:val="20"/>
-              </w:rPr>
-              <w:t xml:space="preserve">[Client Name]</w:t>
-            </w:r>
-          </w:p>
-        </w:tc>
-      </w:tr>
-      <w:tr>
-        <w:tc>
-          <w:tcPr>
-            <w:shd w:fill="F5F7FA" w:val="clear"/>
-            <w:tcMar>
-              <w:top w:type="dxa" w:w="60"/>
-              <w:left w:type="dxa" w:w="110"/>
-              <w:bottom w:type="dxa" w:w="60"/>
-              <w:right w:type="dxa" w:w="110"/>
-            </w:tcMar>
-            <w:vAlign w:val="center"/>
-          </w:tcPr>
-          <w:p>
-            <w:r>
-              <w:rPr>
-                <w:rFonts w:ascii="Roboto" w:cs="Roboto" w:eastAsia="Roboto" w:hAnsi="Roboto"/>
-                <w:color w:val="1A1A1A"/>
-                <w:sz w:val="20"/>
-                <w:szCs w:val="20"/>
-              </w:rPr>
               <w:t xml:space="preserve">abc123 (VM ID)</w:t>
             </w:r>
           </w:p>
@@ -508,7 +399,7 @@
           <w:sz w:val="20"/>
           <w:szCs w:val="20"/>
         </w:rPr>
-        <w:t xml:space="preserve">Set two things once, before you submit. Author — Windows: File → Info, the Author box on the right. Mac: File → Properties… → Summary. Word appends your abc123 to the existing author instead of replacing it; that is expected, leave it. The abc123 custom property — Windows: File → Info → Properties → Advanced Properties → Custom. Mac: File → Properties… → Custom. Your abc123 must match the kali-abc123 hostname visible in your screenshots; it is how we tie this packet to your VM. Then refresh every field — Windows: Ctrl+A then F9. Mac: ⌘A then F9 (add fn if your function keys are set to hardware controls).</w:t>
+        <w:t xml:space="preserve">Set two things once, before you submit. Author — Windows: File → Info, the Author box on the right. Mac: File → Properties… → Summary. Word appends your abc123 to the existing author instead of replacing it; that is expected, leave it. The abc123 custom property — Windows: File → Info → Properties → Advanced Properties → Custom. Mac: File → Properties… → Custom. Your abc123 must match the kali-abc123 hostname visible in your screenshots; it is how we tie this packet to your VM. Then refresh every field — Windows: Ctrl+A then F9. Mac: ⌘A then F9. If F9 does nothing, your keyboard’s function keys are set to media controls — hold Fn as well, or use the Fn Lock key. This is common on laptops, Windows and Mac alike.</w:t>
       </w:r>
     </w:p>
     <w:p>
@@ -574,7 +465,7 @@
           <w:sz w:val="20"/>
           <w:szCs w:val="20"/>
         </w:rPr>
-        <w:t xml:space="preserve">This table of contents is auto-generated. After completing the packet, right-click it and choose Update Field → Update entire table. To refresh every field in the document at once — Windows: Ctrl+A then F9. Mac: ⌘A then F9 (add fn if your function keys are set to hardware controls).</w:t>
+        <w:t xml:space="preserve">This table of contents is auto-generated. After completing the packet, right-click it and choose Update Field → Update entire table. To refresh every field in the document at once — Windows: Ctrl+A then F9. Mac: ⌘A then F9. If F9 does nothing, your keyboard’s function keys are set to media controls — hold Fn as well, or use the Fn Lock key. This is common on laptops, Windows and Mac alike.</w:t>
       </w:r>
     </w:p>
     <w:p>
@@ -1858,6 +1749,7 @@
     <w:p>
       <w:pPr>
         <w:jc w:val="center"/>
+        <w:spacing w:after="240"/>
       </w:pPr>
       <w:r>
         <w:drawing>
@@ -1878,7 +1770,7 @@
                     </pic:cNvPicPr>
                   </pic:nvPicPr>
                   <pic:blipFill>
-                    <a:blip r:embed="rId10" cstate="none"/>
+                    <a:blip r:embed="rId9" cstate="none"/>
                     <a:srcRect/>
                     <a:stretch>
                       <a:fillRect/>
@@ -1887,7 +1779,7 @@
                   <pic:spPr bwMode="auto">
                     <a:xfrm>
                       <a:off x="0" y="0"/>
-                      <a:ext cx="1647825" cy="1619250"/>
+                      <a:ext cx="1144000" cy="1300000"/>
                     </a:xfrm>
                     <a:prstGeom prst="rect">
                       <a:avLst/>
@@ -1898,23 +1790,6 @@
             </a:graphic>
           </wp:inline>
         </w:drawing>
-      </w:r>
-    </w:p>
-    <w:p>
-      <w:pPr>
-        <w:spacing w:after="40" w:before="80"/>
-        <w:jc w:val="center"/>
-      </w:pPr>
-      <w:r>
-        <w:rPr>
-          <w:rFonts w:ascii="Roboto Slab" w:cs="Roboto Slab" w:eastAsia="Roboto Slab" w:hAnsi="Roboto Slab"/>
-          <w:b/>
-          <w:bCs/>
-          <w:color w:val="184D3A"/>
-          <w:sz w:val="30"/>
-          <w:szCs w:val="30"/>
-        </w:rPr>
-        <w:t xml:space="preserve">[CLIENT NAME]</w:t>
       </w:r>
     </w:p>
     <w:tbl>
@@ -1936,7 +1811,7 @@
       <w:tr>
         <w:tc>
           <w:tcPr>
-            <w:shd w:fill="184D3A" w:val="clear"/>
+            <w:shd w:fill="1F4E79" w:val="clear"/>
             <w:tcMar>
               <w:top w:type="dxa" w:w="24"/>
               <w:bottom w:type="dxa" w:w="24"/>
@@ -2036,55 +1911,6 @@
         <w:gridCol w:w="100"/>
         <w:gridCol w:w="100"/>
       </w:tblGrid>
-      <w:tr>
-        <w:tc>
-          <w:tcPr>
-            <w:tcW w:type="pct" w:w="34%"/>
-            <w:shd w:fill="F5F7FA" w:val="clear"/>
-            <w:tcMar>
-              <w:top w:type="dxa" w:w="60"/>
-              <w:left w:type="dxa" w:w="110"/>
-              <w:bottom w:type="dxa" w:w="60"/>
-              <w:right w:type="dxa" w:w="110"/>
-            </w:tcMar>
-            <w:vAlign w:val="center"/>
-          </w:tcPr>
-          <w:p>
-            <w:r>
-              <w:rPr>
-                <w:rFonts w:ascii="Roboto" w:cs="Roboto" w:eastAsia="Roboto" w:hAnsi="Roboto"/>
-                <w:color w:val="1A1A1A"/>
-                <w:sz w:val="20"/>
-                <w:szCs w:val="20"/>
-              </w:rPr>
-              <w:t xml:space="preserve">Prepared for</w:t>
-            </w:r>
-          </w:p>
-        </w:tc>
-        <w:tc>
-          <w:tcPr>
-            <w:tcW w:type="pct" w:w="66%"/>
-            <w:tcMar>
-              <w:top w:type="dxa" w:w="60"/>
-              <w:left w:type="dxa" w:w="110"/>
-              <w:bottom w:type="dxa" w:w="60"/>
-              <w:right w:type="dxa" w:w="110"/>
-            </w:tcMar>
-            <w:vAlign w:val="center"/>
-          </w:tcPr>
-          <w:p>
-            <w:r>
-              <w:rPr>
-                <w:rFonts w:ascii="Roboto" w:cs="Roboto" w:eastAsia="Roboto" w:hAnsi="Roboto"/>
-                <w:color w:val="1A1A1A"/>
-                <w:sz w:val="20"/>
-                <w:szCs w:val="20"/>
-              </w:rPr>
-              <w:t xml:space="preserve">[Client Name]</w:t>
-            </w:r>
-          </w:p>
-        </w:tc>
-      </w:tr>
       <w:tr>
         <w:tc>
           <w:tcPr>
@@ -4012,15 +3838,6 @@
         <w:rFonts w:ascii="Roboto" w:cs="Roboto" w:eastAsia="Roboto" w:hAnsi="Roboto"/>
       </w:rPr>
       <w:t xml:space="preserve">	</w:t>
-    </w:r>
-    <w:r>
-      <w:rPr>
-        <w:rFonts w:ascii="Roboto" w:cs="Roboto" w:eastAsia="Roboto" w:hAnsi="Roboto"/>
-        <w:color w:val="595959"/>
-        <w:sz w:val="15"/>
-        <w:szCs w:val="15"/>
-      </w:rPr>
-      <w:t xml:space="preserve">Brazos Financial Group</w:t>
     </w:r>
   </w:p>
 </w:hdr>

--- a/templates/IS3513_Lab1.0_Sandbox.docx
+++ b/templates/IS3513_Lab1.0_Sandbox.docx
@@ -1048,6 +1048,1096 @@
       <w:tr>
         <w:tc>
           <w:tcPr>
+            <w:shd w:fill="F5F7FA" w:val="clear"/>
+            <w:tcMar>
+              <w:top w:type="dxa" w:w="60"/>
+              <w:left w:type="dxa" w:w="110"/>
+              <w:bottom w:type="dxa" w:w="60"/>
+              <w:right w:type="dxa" w:w="110"/>
+            </w:tcMar>
+            <w:vAlign w:val="center"/>
+          </w:tcPr>
+          <w:p>
+            <w:r>
+              <w:rPr>
+                <w:rFonts w:ascii="Roboto" w:cs="Roboto" w:eastAsia="Roboto" w:hAnsi="Roboto"/>
+                <w:color w:val="1A1A1A"/>
+                <w:sz w:val="20"/>
+                <w:szCs w:val="20"/>
+              </w:rPr>
+              <w:t xml:space="preserve">[ ]</w:t>
+            </w:r>
+            <w:r>
+              <w:br/>
+            </w:r>
+            <w:r>
+              <w:rPr>
+                <w:rFonts w:ascii="Roboto" w:cs="Roboto" w:eastAsia="Roboto" w:hAnsi="Roboto"/>
+                <w:color w:val="1A1A1A"/>
+                <w:sz w:val="20"/>
+                <w:szCs w:val="20"/>
+              </w:rPr>
+              <w:t xml:space="preserve"/>
+            </w:r>
+          </w:p>
+        </w:tc>
+        <w:tc>
+          <w:tcPr>
+            <w:tcMar>
+              <w:top w:type="dxa" w:w="60"/>
+              <w:left w:type="dxa" w:w="110"/>
+              <w:bottom w:type="dxa" w:w="60"/>
+              <w:right w:type="dxa" w:w="110"/>
+            </w:tcMar>
+            <w:vAlign w:val="center"/>
+          </w:tcPr>
+          <w:p>
+            <w:r>
+              <w:rPr>
+                <w:rFonts w:ascii="Roboto" w:cs="Roboto" w:eastAsia="Roboto" w:hAnsi="Roboto"/>
+                <w:color w:val="1A1A1A"/>
+                <w:sz w:val="20"/>
+                <w:szCs w:val="20"/>
+              </w:rPr>
+              <w:t xml:space="preserve">[ ]</w:t>
+            </w:r>
+          </w:p>
+        </w:tc>
+        <w:tc>
+          <w:tcPr>
+            <w:tcMar>
+              <w:top w:type="dxa" w:w="60"/>
+              <w:left w:type="dxa" w:w="110"/>
+              <w:bottom w:type="dxa" w:w="60"/>
+              <w:right w:type="dxa" w:w="110"/>
+            </w:tcMar>
+            <w:vAlign w:val="center"/>
+          </w:tcPr>
+          <w:p>
+            <w:pPr>
+              <w:jc w:val="center"/>
+            </w:pPr>
+            <w:r>
+              <w:rPr>
+                <w:rFonts w:ascii="Roboto" w:cs="Roboto" w:eastAsia="Roboto" w:hAnsi="Roboto"/>
+                <w:color w:val="1A1A1A"/>
+                <w:sz w:val="20"/>
+                <w:szCs w:val="20"/>
+              </w:rPr>
+              <w:t xml:space="preserve">[ ]</w:t>
+            </w:r>
+          </w:p>
+        </w:tc>
+        <w:tc>
+          <w:tcPr>
+            <w:tcMar>
+              <w:top w:type="dxa" w:w="60"/>
+              <w:left w:type="dxa" w:w="110"/>
+              <w:bottom w:type="dxa" w:w="60"/>
+              <w:right w:type="dxa" w:w="110"/>
+            </w:tcMar>
+            <w:vAlign w:val="center"/>
+          </w:tcPr>
+          <w:p>
+            <w:pPr>
+              <w:jc w:val="center"/>
+            </w:pPr>
+            <w:r>
+              <w:rPr>
+                <w:rFonts w:ascii="Roboto" w:cs="Roboto" w:eastAsia="Roboto" w:hAnsi="Roboto"/>
+                <w:color w:val="1A1A1A"/>
+                <w:sz w:val="20"/>
+                <w:szCs w:val="20"/>
+              </w:rPr>
+              <w:t xml:space="preserve">[ ]</w:t>
+            </w:r>
+          </w:p>
+        </w:tc>
+      </w:tr>
+      <w:tr>
+        <w:tc>
+          <w:tcPr>
+            <w:shd w:fill="F5F7FA" w:val="clear"/>
+            <w:tcMar>
+              <w:top w:type="dxa" w:w="60"/>
+              <w:left w:type="dxa" w:w="110"/>
+              <w:bottom w:type="dxa" w:w="60"/>
+              <w:right w:type="dxa" w:w="110"/>
+            </w:tcMar>
+            <w:vAlign w:val="center"/>
+          </w:tcPr>
+          <w:p>
+            <w:r>
+              <w:rPr>
+                <w:rFonts w:ascii="Roboto" w:cs="Roboto" w:eastAsia="Roboto" w:hAnsi="Roboto"/>
+                <w:color w:val="1A1A1A"/>
+                <w:sz w:val="20"/>
+                <w:szCs w:val="20"/>
+              </w:rPr>
+              <w:t xml:space="preserve">[ ]</w:t>
+            </w:r>
+            <w:r>
+              <w:br/>
+            </w:r>
+            <w:r>
+              <w:rPr>
+                <w:rFonts w:ascii="Roboto" w:cs="Roboto" w:eastAsia="Roboto" w:hAnsi="Roboto"/>
+                <w:color w:val="1A1A1A"/>
+                <w:sz w:val="20"/>
+                <w:szCs w:val="20"/>
+              </w:rPr>
+              <w:t xml:space="preserve"/>
+            </w:r>
+          </w:p>
+        </w:tc>
+        <w:tc>
+          <w:tcPr>
+            <w:tcMar>
+              <w:top w:type="dxa" w:w="60"/>
+              <w:left w:type="dxa" w:w="110"/>
+              <w:bottom w:type="dxa" w:w="60"/>
+              <w:right w:type="dxa" w:w="110"/>
+            </w:tcMar>
+            <w:vAlign w:val="center"/>
+          </w:tcPr>
+          <w:p>
+            <w:r>
+              <w:rPr>
+                <w:rFonts w:ascii="Roboto" w:cs="Roboto" w:eastAsia="Roboto" w:hAnsi="Roboto"/>
+                <w:color w:val="1A1A1A"/>
+                <w:sz w:val="20"/>
+                <w:szCs w:val="20"/>
+              </w:rPr>
+              <w:t xml:space="preserve">[ ]</w:t>
+            </w:r>
+          </w:p>
+        </w:tc>
+        <w:tc>
+          <w:tcPr>
+            <w:tcMar>
+              <w:top w:type="dxa" w:w="60"/>
+              <w:left w:type="dxa" w:w="110"/>
+              <w:bottom w:type="dxa" w:w="60"/>
+              <w:right w:type="dxa" w:w="110"/>
+            </w:tcMar>
+            <w:vAlign w:val="center"/>
+          </w:tcPr>
+          <w:p>
+            <w:pPr>
+              <w:jc w:val="center"/>
+            </w:pPr>
+            <w:r>
+              <w:rPr>
+                <w:rFonts w:ascii="Roboto" w:cs="Roboto" w:eastAsia="Roboto" w:hAnsi="Roboto"/>
+                <w:color w:val="1A1A1A"/>
+                <w:sz w:val="20"/>
+                <w:szCs w:val="20"/>
+              </w:rPr>
+              <w:t xml:space="preserve">[ ]</w:t>
+            </w:r>
+          </w:p>
+        </w:tc>
+        <w:tc>
+          <w:tcPr>
+            <w:tcMar>
+              <w:top w:type="dxa" w:w="60"/>
+              <w:left w:type="dxa" w:w="110"/>
+              <w:bottom w:type="dxa" w:w="60"/>
+              <w:right w:type="dxa" w:w="110"/>
+            </w:tcMar>
+            <w:vAlign w:val="center"/>
+          </w:tcPr>
+          <w:p>
+            <w:pPr>
+              <w:jc w:val="center"/>
+            </w:pPr>
+            <w:r>
+              <w:rPr>
+                <w:rFonts w:ascii="Roboto" w:cs="Roboto" w:eastAsia="Roboto" w:hAnsi="Roboto"/>
+                <w:color w:val="1A1A1A"/>
+                <w:sz w:val="20"/>
+                <w:szCs w:val="20"/>
+              </w:rPr>
+              <w:t xml:space="preserve">[ ]</w:t>
+            </w:r>
+          </w:p>
+        </w:tc>
+      </w:tr>
+      <w:tr>
+        <w:tc>
+          <w:tcPr>
+            <w:shd w:fill="F5F7FA" w:val="clear"/>
+            <w:tcMar>
+              <w:top w:type="dxa" w:w="60"/>
+              <w:left w:type="dxa" w:w="110"/>
+              <w:bottom w:type="dxa" w:w="60"/>
+              <w:right w:type="dxa" w:w="110"/>
+            </w:tcMar>
+            <w:vAlign w:val="center"/>
+          </w:tcPr>
+          <w:p>
+            <w:r>
+              <w:rPr>
+                <w:rFonts w:ascii="Roboto" w:cs="Roboto" w:eastAsia="Roboto" w:hAnsi="Roboto"/>
+                <w:color w:val="1A1A1A"/>
+                <w:sz w:val="20"/>
+                <w:szCs w:val="20"/>
+              </w:rPr>
+              <w:t xml:space="preserve">[ ]</w:t>
+            </w:r>
+            <w:r>
+              <w:br/>
+            </w:r>
+            <w:r>
+              <w:rPr>
+                <w:rFonts w:ascii="Roboto" w:cs="Roboto" w:eastAsia="Roboto" w:hAnsi="Roboto"/>
+                <w:color w:val="1A1A1A"/>
+                <w:sz w:val="20"/>
+                <w:szCs w:val="20"/>
+              </w:rPr>
+              <w:t xml:space="preserve"/>
+            </w:r>
+          </w:p>
+        </w:tc>
+        <w:tc>
+          <w:tcPr>
+            <w:tcMar>
+              <w:top w:type="dxa" w:w="60"/>
+              <w:left w:type="dxa" w:w="110"/>
+              <w:bottom w:type="dxa" w:w="60"/>
+              <w:right w:type="dxa" w:w="110"/>
+            </w:tcMar>
+            <w:vAlign w:val="center"/>
+          </w:tcPr>
+          <w:p>
+            <w:r>
+              <w:rPr>
+                <w:rFonts w:ascii="Roboto" w:cs="Roboto" w:eastAsia="Roboto" w:hAnsi="Roboto"/>
+                <w:color w:val="1A1A1A"/>
+                <w:sz w:val="20"/>
+                <w:szCs w:val="20"/>
+              </w:rPr>
+              <w:t xml:space="preserve">[ ]</w:t>
+            </w:r>
+          </w:p>
+        </w:tc>
+        <w:tc>
+          <w:tcPr>
+            <w:tcMar>
+              <w:top w:type="dxa" w:w="60"/>
+              <w:left w:type="dxa" w:w="110"/>
+              <w:bottom w:type="dxa" w:w="60"/>
+              <w:right w:type="dxa" w:w="110"/>
+            </w:tcMar>
+            <w:vAlign w:val="center"/>
+          </w:tcPr>
+          <w:p>
+            <w:pPr>
+              <w:jc w:val="center"/>
+            </w:pPr>
+            <w:r>
+              <w:rPr>
+                <w:rFonts w:ascii="Roboto" w:cs="Roboto" w:eastAsia="Roboto" w:hAnsi="Roboto"/>
+                <w:color w:val="1A1A1A"/>
+                <w:sz w:val="20"/>
+                <w:szCs w:val="20"/>
+              </w:rPr>
+              <w:t xml:space="preserve">[ ]</w:t>
+            </w:r>
+          </w:p>
+        </w:tc>
+        <w:tc>
+          <w:tcPr>
+            <w:tcMar>
+              <w:top w:type="dxa" w:w="60"/>
+              <w:left w:type="dxa" w:w="110"/>
+              <w:bottom w:type="dxa" w:w="60"/>
+              <w:right w:type="dxa" w:w="110"/>
+            </w:tcMar>
+            <w:vAlign w:val="center"/>
+          </w:tcPr>
+          <w:p>
+            <w:pPr>
+              <w:jc w:val="center"/>
+            </w:pPr>
+            <w:r>
+              <w:rPr>
+                <w:rFonts w:ascii="Roboto" w:cs="Roboto" w:eastAsia="Roboto" w:hAnsi="Roboto"/>
+                <w:color w:val="1A1A1A"/>
+                <w:sz w:val="20"/>
+                <w:szCs w:val="20"/>
+              </w:rPr>
+              <w:t xml:space="preserve">[ ]</w:t>
+            </w:r>
+          </w:p>
+        </w:tc>
+      </w:tr>
+      <w:tr>
+        <w:tc>
+          <w:tcPr>
+            <w:shd w:fill="F5F7FA" w:val="clear"/>
+            <w:tcMar>
+              <w:top w:type="dxa" w:w="60"/>
+              <w:left w:type="dxa" w:w="110"/>
+              <w:bottom w:type="dxa" w:w="60"/>
+              <w:right w:type="dxa" w:w="110"/>
+            </w:tcMar>
+            <w:vAlign w:val="center"/>
+          </w:tcPr>
+          <w:p>
+            <w:r>
+              <w:rPr>
+                <w:rFonts w:ascii="Roboto" w:cs="Roboto" w:eastAsia="Roboto" w:hAnsi="Roboto"/>
+                <w:color w:val="1A1A1A"/>
+                <w:sz w:val="20"/>
+                <w:szCs w:val="20"/>
+              </w:rPr>
+              <w:t xml:space="preserve">[ ]</w:t>
+            </w:r>
+            <w:r>
+              <w:br/>
+            </w:r>
+            <w:r>
+              <w:rPr>
+                <w:rFonts w:ascii="Roboto" w:cs="Roboto" w:eastAsia="Roboto" w:hAnsi="Roboto"/>
+                <w:color w:val="1A1A1A"/>
+                <w:sz w:val="20"/>
+                <w:szCs w:val="20"/>
+              </w:rPr>
+              <w:t xml:space="preserve"/>
+            </w:r>
+          </w:p>
+        </w:tc>
+        <w:tc>
+          <w:tcPr>
+            <w:tcMar>
+              <w:top w:type="dxa" w:w="60"/>
+              <w:left w:type="dxa" w:w="110"/>
+              <w:bottom w:type="dxa" w:w="60"/>
+              <w:right w:type="dxa" w:w="110"/>
+            </w:tcMar>
+            <w:vAlign w:val="center"/>
+          </w:tcPr>
+          <w:p>
+            <w:r>
+              <w:rPr>
+                <w:rFonts w:ascii="Roboto" w:cs="Roboto" w:eastAsia="Roboto" w:hAnsi="Roboto"/>
+                <w:color w:val="1A1A1A"/>
+                <w:sz w:val="20"/>
+                <w:szCs w:val="20"/>
+              </w:rPr>
+              <w:t xml:space="preserve">[ ]</w:t>
+            </w:r>
+          </w:p>
+        </w:tc>
+        <w:tc>
+          <w:tcPr>
+            <w:tcMar>
+              <w:top w:type="dxa" w:w="60"/>
+              <w:left w:type="dxa" w:w="110"/>
+              <w:bottom w:type="dxa" w:w="60"/>
+              <w:right w:type="dxa" w:w="110"/>
+            </w:tcMar>
+            <w:vAlign w:val="center"/>
+          </w:tcPr>
+          <w:p>
+            <w:pPr>
+              <w:jc w:val="center"/>
+            </w:pPr>
+            <w:r>
+              <w:rPr>
+                <w:rFonts w:ascii="Roboto" w:cs="Roboto" w:eastAsia="Roboto" w:hAnsi="Roboto"/>
+                <w:color w:val="1A1A1A"/>
+                <w:sz w:val="20"/>
+                <w:szCs w:val="20"/>
+              </w:rPr>
+              <w:t xml:space="preserve">[ ]</w:t>
+            </w:r>
+          </w:p>
+        </w:tc>
+        <w:tc>
+          <w:tcPr>
+            <w:tcMar>
+              <w:top w:type="dxa" w:w="60"/>
+              <w:left w:type="dxa" w:w="110"/>
+              <w:bottom w:type="dxa" w:w="60"/>
+              <w:right w:type="dxa" w:w="110"/>
+            </w:tcMar>
+            <w:vAlign w:val="center"/>
+          </w:tcPr>
+          <w:p>
+            <w:pPr>
+              <w:jc w:val="center"/>
+            </w:pPr>
+            <w:r>
+              <w:rPr>
+                <w:rFonts w:ascii="Roboto" w:cs="Roboto" w:eastAsia="Roboto" w:hAnsi="Roboto"/>
+                <w:color w:val="1A1A1A"/>
+                <w:sz w:val="20"/>
+                <w:szCs w:val="20"/>
+              </w:rPr>
+              <w:t xml:space="preserve">[ ]</w:t>
+            </w:r>
+          </w:p>
+        </w:tc>
+      </w:tr>
+      <w:tr>
+        <w:tc>
+          <w:tcPr>
+            <w:shd w:fill="F5F7FA" w:val="clear"/>
+            <w:tcMar>
+              <w:top w:type="dxa" w:w="60"/>
+              <w:left w:type="dxa" w:w="110"/>
+              <w:bottom w:type="dxa" w:w="60"/>
+              <w:right w:type="dxa" w:w="110"/>
+            </w:tcMar>
+            <w:vAlign w:val="center"/>
+          </w:tcPr>
+          <w:p>
+            <w:r>
+              <w:rPr>
+                <w:rFonts w:ascii="Roboto" w:cs="Roboto" w:eastAsia="Roboto" w:hAnsi="Roboto"/>
+                <w:color w:val="1A1A1A"/>
+                <w:sz w:val="20"/>
+                <w:szCs w:val="20"/>
+              </w:rPr>
+              <w:t xml:space="preserve">[ ]</w:t>
+            </w:r>
+            <w:r>
+              <w:br/>
+            </w:r>
+            <w:r>
+              <w:rPr>
+                <w:rFonts w:ascii="Roboto" w:cs="Roboto" w:eastAsia="Roboto" w:hAnsi="Roboto"/>
+                <w:color w:val="1A1A1A"/>
+                <w:sz w:val="20"/>
+                <w:szCs w:val="20"/>
+              </w:rPr>
+              <w:t xml:space="preserve"/>
+            </w:r>
+          </w:p>
+        </w:tc>
+        <w:tc>
+          <w:tcPr>
+            <w:tcMar>
+              <w:top w:type="dxa" w:w="60"/>
+              <w:left w:type="dxa" w:w="110"/>
+              <w:bottom w:type="dxa" w:w="60"/>
+              <w:right w:type="dxa" w:w="110"/>
+            </w:tcMar>
+            <w:vAlign w:val="center"/>
+          </w:tcPr>
+          <w:p>
+            <w:r>
+              <w:rPr>
+                <w:rFonts w:ascii="Roboto" w:cs="Roboto" w:eastAsia="Roboto" w:hAnsi="Roboto"/>
+                <w:color w:val="1A1A1A"/>
+                <w:sz w:val="20"/>
+                <w:szCs w:val="20"/>
+              </w:rPr>
+              <w:t xml:space="preserve">[ ]</w:t>
+            </w:r>
+          </w:p>
+        </w:tc>
+        <w:tc>
+          <w:tcPr>
+            <w:tcMar>
+              <w:top w:type="dxa" w:w="60"/>
+              <w:left w:type="dxa" w:w="110"/>
+              <w:bottom w:type="dxa" w:w="60"/>
+              <w:right w:type="dxa" w:w="110"/>
+            </w:tcMar>
+            <w:vAlign w:val="center"/>
+          </w:tcPr>
+          <w:p>
+            <w:pPr>
+              <w:jc w:val="center"/>
+            </w:pPr>
+            <w:r>
+              <w:rPr>
+                <w:rFonts w:ascii="Roboto" w:cs="Roboto" w:eastAsia="Roboto" w:hAnsi="Roboto"/>
+                <w:color w:val="1A1A1A"/>
+                <w:sz w:val="20"/>
+                <w:szCs w:val="20"/>
+              </w:rPr>
+              <w:t xml:space="preserve">[ ]</w:t>
+            </w:r>
+          </w:p>
+        </w:tc>
+        <w:tc>
+          <w:tcPr>
+            <w:tcMar>
+              <w:top w:type="dxa" w:w="60"/>
+              <w:left w:type="dxa" w:w="110"/>
+              <w:bottom w:type="dxa" w:w="60"/>
+              <w:right w:type="dxa" w:w="110"/>
+            </w:tcMar>
+            <w:vAlign w:val="center"/>
+          </w:tcPr>
+          <w:p>
+            <w:pPr>
+              <w:jc w:val="center"/>
+            </w:pPr>
+            <w:r>
+              <w:rPr>
+                <w:rFonts w:ascii="Roboto" w:cs="Roboto" w:eastAsia="Roboto" w:hAnsi="Roboto"/>
+                <w:color w:val="1A1A1A"/>
+                <w:sz w:val="20"/>
+                <w:szCs w:val="20"/>
+              </w:rPr>
+              <w:t xml:space="preserve">[ ]</w:t>
+            </w:r>
+          </w:p>
+        </w:tc>
+      </w:tr>
+      <w:tr>
+        <w:tc>
+          <w:tcPr>
+            <w:shd w:fill="F5F7FA" w:val="clear"/>
+            <w:tcMar>
+              <w:top w:type="dxa" w:w="60"/>
+              <w:left w:type="dxa" w:w="110"/>
+              <w:bottom w:type="dxa" w:w="60"/>
+              <w:right w:type="dxa" w:w="110"/>
+            </w:tcMar>
+            <w:vAlign w:val="center"/>
+          </w:tcPr>
+          <w:p>
+            <w:r>
+              <w:rPr>
+                <w:rFonts w:ascii="Roboto" w:cs="Roboto" w:eastAsia="Roboto" w:hAnsi="Roboto"/>
+                <w:color w:val="1A1A1A"/>
+                <w:sz w:val="20"/>
+                <w:szCs w:val="20"/>
+              </w:rPr>
+              <w:t xml:space="preserve">[ ]</w:t>
+            </w:r>
+            <w:r>
+              <w:br/>
+            </w:r>
+            <w:r>
+              <w:rPr>
+                <w:rFonts w:ascii="Roboto" w:cs="Roboto" w:eastAsia="Roboto" w:hAnsi="Roboto"/>
+                <w:color w:val="1A1A1A"/>
+                <w:sz w:val="20"/>
+                <w:szCs w:val="20"/>
+              </w:rPr>
+              <w:t xml:space="preserve"/>
+            </w:r>
+          </w:p>
+        </w:tc>
+        <w:tc>
+          <w:tcPr>
+            <w:tcMar>
+              <w:top w:type="dxa" w:w="60"/>
+              <w:left w:type="dxa" w:w="110"/>
+              <w:bottom w:type="dxa" w:w="60"/>
+              <w:right w:type="dxa" w:w="110"/>
+            </w:tcMar>
+            <w:vAlign w:val="center"/>
+          </w:tcPr>
+          <w:p>
+            <w:r>
+              <w:rPr>
+                <w:rFonts w:ascii="Roboto" w:cs="Roboto" w:eastAsia="Roboto" w:hAnsi="Roboto"/>
+                <w:color w:val="1A1A1A"/>
+                <w:sz w:val="20"/>
+                <w:szCs w:val="20"/>
+              </w:rPr>
+              <w:t xml:space="preserve">[ ]</w:t>
+            </w:r>
+          </w:p>
+        </w:tc>
+        <w:tc>
+          <w:tcPr>
+            <w:tcMar>
+              <w:top w:type="dxa" w:w="60"/>
+              <w:left w:type="dxa" w:w="110"/>
+              <w:bottom w:type="dxa" w:w="60"/>
+              <w:right w:type="dxa" w:w="110"/>
+            </w:tcMar>
+            <w:vAlign w:val="center"/>
+          </w:tcPr>
+          <w:p>
+            <w:pPr>
+              <w:jc w:val="center"/>
+            </w:pPr>
+            <w:r>
+              <w:rPr>
+                <w:rFonts w:ascii="Roboto" w:cs="Roboto" w:eastAsia="Roboto" w:hAnsi="Roboto"/>
+                <w:color w:val="1A1A1A"/>
+                <w:sz w:val="20"/>
+                <w:szCs w:val="20"/>
+              </w:rPr>
+              <w:t xml:space="preserve">[ ]</w:t>
+            </w:r>
+          </w:p>
+        </w:tc>
+        <w:tc>
+          <w:tcPr>
+            <w:tcMar>
+              <w:top w:type="dxa" w:w="60"/>
+              <w:left w:type="dxa" w:w="110"/>
+              <w:bottom w:type="dxa" w:w="60"/>
+              <w:right w:type="dxa" w:w="110"/>
+            </w:tcMar>
+            <w:vAlign w:val="center"/>
+          </w:tcPr>
+          <w:p>
+            <w:pPr>
+              <w:jc w:val="center"/>
+            </w:pPr>
+            <w:r>
+              <w:rPr>
+                <w:rFonts w:ascii="Roboto" w:cs="Roboto" w:eastAsia="Roboto" w:hAnsi="Roboto"/>
+                <w:color w:val="1A1A1A"/>
+                <w:sz w:val="20"/>
+                <w:szCs w:val="20"/>
+              </w:rPr>
+              <w:t xml:space="preserve">[ ]</w:t>
+            </w:r>
+          </w:p>
+        </w:tc>
+      </w:tr>
+      <w:tr>
+        <w:tc>
+          <w:tcPr>
+            <w:shd w:fill="F5F7FA" w:val="clear"/>
+            <w:tcMar>
+              <w:top w:type="dxa" w:w="60"/>
+              <w:left w:type="dxa" w:w="110"/>
+              <w:bottom w:type="dxa" w:w="60"/>
+              <w:right w:type="dxa" w:w="110"/>
+            </w:tcMar>
+            <w:vAlign w:val="center"/>
+          </w:tcPr>
+          <w:p>
+            <w:r>
+              <w:rPr>
+                <w:rFonts w:ascii="Roboto" w:cs="Roboto" w:eastAsia="Roboto" w:hAnsi="Roboto"/>
+                <w:color w:val="1A1A1A"/>
+                <w:sz w:val="20"/>
+                <w:szCs w:val="20"/>
+              </w:rPr>
+              <w:t xml:space="preserve">[ ]</w:t>
+            </w:r>
+            <w:r>
+              <w:br/>
+            </w:r>
+            <w:r>
+              <w:rPr>
+                <w:rFonts w:ascii="Roboto" w:cs="Roboto" w:eastAsia="Roboto" w:hAnsi="Roboto"/>
+                <w:color w:val="1A1A1A"/>
+                <w:sz w:val="20"/>
+                <w:szCs w:val="20"/>
+              </w:rPr>
+              <w:t xml:space="preserve"/>
+            </w:r>
+          </w:p>
+        </w:tc>
+        <w:tc>
+          <w:tcPr>
+            <w:tcMar>
+              <w:top w:type="dxa" w:w="60"/>
+              <w:left w:type="dxa" w:w="110"/>
+              <w:bottom w:type="dxa" w:w="60"/>
+              <w:right w:type="dxa" w:w="110"/>
+            </w:tcMar>
+            <w:vAlign w:val="center"/>
+          </w:tcPr>
+          <w:p>
+            <w:r>
+              <w:rPr>
+                <w:rFonts w:ascii="Roboto" w:cs="Roboto" w:eastAsia="Roboto" w:hAnsi="Roboto"/>
+                <w:color w:val="1A1A1A"/>
+                <w:sz w:val="20"/>
+                <w:szCs w:val="20"/>
+              </w:rPr>
+              <w:t xml:space="preserve">[ ]</w:t>
+            </w:r>
+          </w:p>
+        </w:tc>
+        <w:tc>
+          <w:tcPr>
+            <w:tcMar>
+              <w:top w:type="dxa" w:w="60"/>
+              <w:left w:type="dxa" w:w="110"/>
+              <w:bottom w:type="dxa" w:w="60"/>
+              <w:right w:type="dxa" w:w="110"/>
+            </w:tcMar>
+            <w:vAlign w:val="center"/>
+          </w:tcPr>
+          <w:p>
+            <w:pPr>
+              <w:jc w:val="center"/>
+            </w:pPr>
+            <w:r>
+              <w:rPr>
+                <w:rFonts w:ascii="Roboto" w:cs="Roboto" w:eastAsia="Roboto" w:hAnsi="Roboto"/>
+                <w:color w:val="1A1A1A"/>
+                <w:sz w:val="20"/>
+                <w:szCs w:val="20"/>
+              </w:rPr>
+              <w:t xml:space="preserve">[ ]</w:t>
+            </w:r>
+          </w:p>
+        </w:tc>
+        <w:tc>
+          <w:tcPr>
+            <w:tcMar>
+              <w:top w:type="dxa" w:w="60"/>
+              <w:left w:type="dxa" w:w="110"/>
+              <w:bottom w:type="dxa" w:w="60"/>
+              <w:right w:type="dxa" w:w="110"/>
+            </w:tcMar>
+            <w:vAlign w:val="center"/>
+          </w:tcPr>
+          <w:p>
+            <w:pPr>
+              <w:jc w:val="center"/>
+            </w:pPr>
+            <w:r>
+              <w:rPr>
+                <w:rFonts w:ascii="Roboto" w:cs="Roboto" w:eastAsia="Roboto" w:hAnsi="Roboto"/>
+                <w:color w:val="1A1A1A"/>
+                <w:sz w:val="20"/>
+                <w:szCs w:val="20"/>
+              </w:rPr>
+              <w:t xml:space="preserve">[ ]</w:t>
+            </w:r>
+          </w:p>
+        </w:tc>
+      </w:tr>
+      <w:tr>
+        <w:tc>
+          <w:tcPr>
+            <w:shd w:fill="F5F7FA" w:val="clear"/>
+            <w:tcMar>
+              <w:top w:type="dxa" w:w="60"/>
+              <w:left w:type="dxa" w:w="110"/>
+              <w:bottom w:type="dxa" w:w="60"/>
+              <w:right w:type="dxa" w:w="110"/>
+            </w:tcMar>
+            <w:vAlign w:val="center"/>
+          </w:tcPr>
+          <w:p>
+            <w:r>
+              <w:rPr>
+                <w:rFonts w:ascii="Roboto" w:cs="Roboto" w:eastAsia="Roboto" w:hAnsi="Roboto"/>
+                <w:color w:val="1A1A1A"/>
+                <w:sz w:val="20"/>
+                <w:szCs w:val="20"/>
+              </w:rPr>
+              <w:t xml:space="preserve">[ ]</w:t>
+            </w:r>
+            <w:r>
+              <w:br/>
+            </w:r>
+            <w:r>
+              <w:rPr>
+                <w:rFonts w:ascii="Roboto" w:cs="Roboto" w:eastAsia="Roboto" w:hAnsi="Roboto"/>
+                <w:color w:val="1A1A1A"/>
+                <w:sz w:val="20"/>
+                <w:szCs w:val="20"/>
+              </w:rPr>
+              <w:t xml:space="preserve"/>
+            </w:r>
+          </w:p>
+        </w:tc>
+        <w:tc>
+          <w:tcPr>
+            <w:tcMar>
+              <w:top w:type="dxa" w:w="60"/>
+              <w:left w:type="dxa" w:w="110"/>
+              <w:bottom w:type="dxa" w:w="60"/>
+              <w:right w:type="dxa" w:w="110"/>
+            </w:tcMar>
+            <w:vAlign w:val="center"/>
+          </w:tcPr>
+          <w:p>
+            <w:r>
+              <w:rPr>
+                <w:rFonts w:ascii="Roboto" w:cs="Roboto" w:eastAsia="Roboto" w:hAnsi="Roboto"/>
+                <w:color w:val="1A1A1A"/>
+                <w:sz w:val="20"/>
+                <w:szCs w:val="20"/>
+              </w:rPr>
+              <w:t xml:space="preserve">[ ]</w:t>
+            </w:r>
+          </w:p>
+        </w:tc>
+        <w:tc>
+          <w:tcPr>
+            <w:tcMar>
+              <w:top w:type="dxa" w:w="60"/>
+              <w:left w:type="dxa" w:w="110"/>
+              <w:bottom w:type="dxa" w:w="60"/>
+              <w:right w:type="dxa" w:w="110"/>
+            </w:tcMar>
+            <w:vAlign w:val="center"/>
+          </w:tcPr>
+          <w:p>
+            <w:pPr>
+              <w:jc w:val="center"/>
+            </w:pPr>
+            <w:r>
+              <w:rPr>
+                <w:rFonts w:ascii="Roboto" w:cs="Roboto" w:eastAsia="Roboto" w:hAnsi="Roboto"/>
+                <w:color w:val="1A1A1A"/>
+                <w:sz w:val="20"/>
+                <w:szCs w:val="20"/>
+              </w:rPr>
+              <w:t xml:space="preserve">[ ]</w:t>
+            </w:r>
+          </w:p>
+        </w:tc>
+        <w:tc>
+          <w:tcPr>
+            <w:tcMar>
+              <w:top w:type="dxa" w:w="60"/>
+              <w:left w:type="dxa" w:w="110"/>
+              <w:bottom w:type="dxa" w:w="60"/>
+              <w:right w:type="dxa" w:w="110"/>
+            </w:tcMar>
+            <w:vAlign w:val="center"/>
+          </w:tcPr>
+          <w:p>
+            <w:pPr>
+              <w:jc w:val="center"/>
+            </w:pPr>
+            <w:r>
+              <w:rPr>
+                <w:rFonts w:ascii="Roboto" w:cs="Roboto" w:eastAsia="Roboto" w:hAnsi="Roboto"/>
+                <w:color w:val="1A1A1A"/>
+                <w:sz w:val="20"/>
+                <w:szCs w:val="20"/>
+              </w:rPr>
+              <w:t xml:space="preserve">[ ]</w:t>
+            </w:r>
+          </w:p>
+        </w:tc>
+      </w:tr>
+      <w:tr>
+        <w:tc>
+          <w:tcPr>
+            <w:shd w:fill="F5F7FA" w:val="clear"/>
+            <w:tcMar>
+              <w:top w:type="dxa" w:w="60"/>
+              <w:left w:type="dxa" w:w="110"/>
+              <w:bottom w:type="dxa" w:w="60"/>
+              <w:right w:type="dxa" w:w="110"/>
+            </w:tcMar>
+            <w:vAlign w:val="center"/>
+          </w:tcPr>
+          <w:p>
+            <w:r>
+              <w:rPr>
+                <w:rFonts w:ascii="Roboto" w:cs="Roboto" w:eastAsia="Roboto" w:hAnsi="Roboto"/>
+                <w:color w:val="1A1A1A"/>
+                <w:sz w:val="20"/>
+                <w:szCs w:val="20"/>
+              </w:rPr>
+              <w:t xml:space="preserve">[ ]</w:t>
+            </w:r>
+            <w:r>
+              <w:br/>
+            </w:r>
+            <w:r>
+              <w:rPr>
+                <w:rFonts w:ascii="Roboto" w:cs="Roboto" w:eastAsia="Roboto" w:hAnsi="Roboto"/>
+                <w:color w:val="1A1A1A"/>
+                <w:sz w:val="20"/>
+                <w:szCs w:val="20"/>
+              </w:rPr>
+              <w:t xml:space="preserve"/>
+            </w:r>
+          </w:p>
+        </w:tc>
+        <w:tc>
+          <w:tcPr>
+            <w:tcMar>
+              <w:top w:type="dxa" w:w="60"/>
+              <w:left w:type="dxa" w:w="110"/>
+              <w:bottom w:type="dxa" w:w="60"/>
+              <w:right w:type="dxa" w:w="110"/>
+            </w:tcMar>
+            <w:vAlign w:val="center"/>
+          </w:tcPr>
+          <w:p>
+            <w:r>
+              <w:rPr>
+                <w:rFonts w:ascii="Roboto" w:cs="Roboto" w:eastAsia="Roboto" w:hAnsi="Roboto"/>
+                <w:color w:val="1A1A1A"/>
+                <w:sz w:val="20"/>
+                <w:szCs w:val="20"/>
+              </w:rPr>
+              <w:t xml:space="preserve">[ ]</w:t>
+            </w:r>
+          </w:p>
+        </w:tc>
+        <w:tc>
+          <w:tcPr>
+            <w:tcMar>
+              <w:top w:type="dxa" w:w="60"/>
+              <w:left w:type="dxa" w:w="110"/>
+              <w:bottom w:type="dxa" w:w="60"/>
+              <w:right w:type="dxa" w:w="110"/>
+            </w:tcMar>
+            <w:vAlign w:val="center"/>
+          </w:tcPr>
+          <w:p>
+            <w:pPr>
+              <w:jc w:val="center"/>
+            </w:pPr>
+            <w:r>
+              <w:rPr>
+                <w:rFonts w:ascii="Roboto" w:cs="Roboto" w:eastAsia="Roboto" w:hAnsi="Roboto"/>
+                <w:color w:val="1A1A1A"/>
+                <w:sz w:val="20"/>
+                <w:szCs w:val="20"/>
+              </w:rPr>
+              <w:t xml:space="preserve">[ ]</w:t>
+            </w:r>
+          </w:p>
+        </w:tc>
+        <w:tc>
+          <w:tcPr>
+            <w:tcMar>
+              <w:top w:type="dxa" w:w="60"/>
+              <w:left w:type="dxa" w:w="110"/>
+              <w:bottom w:type="dxa" w:w="60"/>
+              <w:right w:type="dxa" w:w="110"/>
+            </w:tcMar>
+            <w:vAlign w:val="center"/>
+          </w:tcPr>
+          <w:p>
+            <w:pPr>
+              <w:jc w:val="center"/>
+            </w:pPr>
+            <w:r>
+              <w:rPr>
+                <w:rFonts w:ascii="Roboto" w:cs="Roboto" w:eastAsia="Roboto" w:hAnsi="Roboto"/>
+                <w:color w:val="1A1A1A"/>
+                <w:sz w:val="20"/>
+                <w:szCs w:val="20"/>
+              </w:rPr>
+              <w:t xml:space="preserve">[ ]</w:t>
+            </w:r>
+          </w:p>
+        </w:tc>
+      </w:tr>
+      <w:tr>
+        <w:tc>
+          <w:tcPr>
+            <w:shd w:fill="F5F7FA" w:val="clear"/>
+            <w:tcMar>
+              <w:top w:type="dxa" w:w="60"/>
+              <w:left w:type="dxa" w:w="110"/>
+              <w:bottom w:type="dxa" w:w="60"/>
+              <w:right w:type="dxa" w:w="110"/>
+            </w:tcMar>
+            <w:vAlign w:val="center"/>
+          </w:tcPr>
+          <w:p>
+            <w:r>
+              <w:rPr>
+                <w:rFonts w:ascii="Roboto" w:cs="Roboto" w:eastAsia="Roboto" w:hAnsi="Roboto"/>
+                <w:color w:val="1A1A1A"/>
+                <w:sz w:val="20"/>
+                <w:szCs w:val="20"/>
+              </w:rPr>
+              <w:t xml:space="preserve">[ ]</w:t>
+            </w:r>
+            <w:r>
+              <w:br/>
+            </w:r>
+            <w:r>
+              <w:rPr>
+                <w:rFonts w:ascii="Roboto" w:cs="Roboto" w:eastAsia="Roboto" w:hAnsi="Roboto"/>
+                <w:color w:val="1A1A1A"/>
+                <w:sz w:val="20"/>
+                <w:szCs w:val="20"/>
+              </w:rPr>
+              <w:t xml:space="preserve"/>
+            </w:r>
+          </w:p>
+        </w:tc>
+        <w:tc>
+          <w:tcPr>
+            <w:tcMar>
+              <w:top w:type="dxa" w:w="60"/>
+              <w:left w:type="dxa" w:w="110"/>
+              <w:bottom w:type="dxa" w:w="60"/>
+              <w:right w:type="dxa" w:w="110"/>
+            </w:tcMar>
+            <w:vAlign w:val="center"/>
+          </w:tcPr>
+          <w:p>
+            <w:r>
+              <w:rPr>
+                <w:rFonts w:ascii="Roboto" w:cs="Roboto" w:eastAsia="Roboto" w:hAnsi="Roboto"/>
+                <w:color w:val="1A1A1A"/>
+                <w:sz w:val="20"/>
+                <w:szCs w:val="20"/>
+              </w:rPr>
+              <w:t xml:space="preserve">[ ]</w:t>
+            </w:r>
+          </w:p>
+        </w:tc>
+        <w:tc>
+          <w:tcPr>
+            <w:tcMar>
+              <w:top w:type="dxa" w:w="60"/>
+              <w:left w:type="dxa" w:w="110"/>
+              <w:bottom w:type="dxa" w:w="60"/>
+              <w:right w:type="dxa" w:w="110"/>
+            </w:tcMar>
+            <w:vAlign w:val="center"/>
+          </w:tcPr>
+          <w:p>
+            <w:pPr>
+              <w:jc w:val="center"/>
+            </w:pPr>
+            <w:r>
+              <w:rPr>
+                <w:rFonts w:ascii="Roboto" w:cs="Roboto" w:eastAsia="Roboto" w:hAnsi="Roboto"/>
+                <w:color w:val="1A1A1A"/>
+                <w:sz w:val="20"/>
+                <w:szCs w:val="20"/>
+              </w:rPr>
+              <w:t xml:space="preserve">[ ]</w:t>
+            </w:r>
+          </w:p>
+        </w:tc>
+        <w:tc>
+          <w:tcPr>
+            <w:tcMar>
+              <w:top w:type="dxa" w:w="60"/>
+              <w:left w:type="dxa" w:w="110"/>
+              <w:bottom w:type="dxa" w:w="60"/>
+              <w:right w:type="dxa" w:w="110"/>
+            </w:tcMar>
+            <w:vAlign w:val="center"/>
+          </w:tcPr>
+          <w:p>
+            <w:pPr>
+              <w:jc w:val="center"/>
+            </w:pPr>
+            <w:r>
+              <w:rPr>
+                <w:rFonts w:ascii="Roboto" w:cs="Roboto" w:eastAsia="Roboto" w:hAnsi="Roboto"/>
+                <w:color w:val="1A1A1A"/>
+                <w:sz w:val="20"/>
+                <w:szCs w:val="20"/>
+              </w:rPr>
+              <w:t xml:space="preserve">[ ]</w:t>
+            </w:r>
+          </w:p>
+        </w:tc>
+      </w:tr>
+      <w:tr>
+        <w:tc>
+          <w:tcPr>
             <w:gridSpan w:val="2"/>
             <w:shd w:fill="1F4E79" w:val="clear"/>
             <w:tcMar>
@@ -1065,7 +2155,9 @@
             <w:r>
               <w:rPr>
                 <w:rFonts w:ascii="Roboto" w:cs="Roboto" w:eastAsia="Roboto" w:hAnsi="Roboto"/>
-                <w:color w:val="1A1A1A"/>
+                <w:b/>
+                <w:bCs/>
+                <w:color w:val="FFFFFF"/>
                 <w:sz w:val="20"/>
                 <w:szCs w:val="20"/>
               </w:rPr>
@@ -1131,6 +2223,22 @@
         </w:tc>
       </w:tr>
     </w:tbl>
+    <w:p>
+      <w:pPr>
+        <w:spacing w:after="200" w:before="60"/>
+      </w:pPr>
+      <w:r>
+        <w:rPr>
+          <w:rFonts w:ascii="Roboto" w:cs="Roboto" w:eastAsia="Roboto" w:hAnsi="Roboto"/>
+          <w:i/>
+          <w:iCs/>
+          <w:color w:val="595959"/>
+          <w:sz w:val="20"/>
+          <w:szCs w:val="20"/>
+        </w:rPr>
+        <w:t xml:space="preserve">Log one line per work session, not one per unit. Need more rows? Right-click inside the last row and choose Insert → Insert Rows Below — same on Windows and Mac. Delete any rows you do not use.</w:t>
+      </w:r>
+    </w:p>
     <w:p>
       <w:pPr>
         <w:spacing w:after="120"/>
@@ -3481,199 +4589,28 @@
           <w:sz w:val="20"/>
           <w:szCs w:val="20"/>
         </w:rPr>
-        <w:t xml:space="preserve">Minimum 10 references, properly formatted. CVE entries, vendor advisories, NIST publications, and tool documentation all count. Format consistently (APA is fine).</w:t>
-      </w:r>
-    </w:p>
-    <w:p>
-      <w:pPr>
-        <w:pStyle w:val="ListParagraph"/>
-        <w:numPr>
-          <w:ilvl w:val="0"/>
-          <w:numId w:val="3"/>
-        </w:numPr>
-        <w:spacing w:after="80"/>
-      </w:pPr>
-      <w:r>
-        <w:rPr>
-          <w:rFonts w:ascii="Roboto" w:cs="Roboto" w:eastAsia="Roboto" w:hAnsi="Roboto"/>
-          <w:color w:val="1A1A1A"/>
-          <w:sz w:val="22"/>
-          <w:szCs w:val="22"/>
-        </w:rPr>
-        <w:t xml:space="preserve">[Reference 1]</w:t>
-      </w:r>
-    </w:p>
-    <w:p>
-      <w:pPr>
-        <w:pStyle w:val="ListParagraph"/>
-        <w:numPr>
-          <w:ilvl w:val="0"/>
-          <w:numId w:val="3"/>
-        </w:numPr>
-        <w:spacing w:after="80"/>
-      </w:pPr>
-      <w:r>
-        <w:rPr>
-          <w:rFonts w:ascii="Roboto" w:cs="Roboto" w:eastAsia="Roboto" w:hAnsi="Roboto"/>
-          <w:color w:val="1A1A1A"/>
-          <w:sz w:val="22"/>
-          <w:szCs w:val="22"/>
-        </w:rPr>
-        <w:t xml:space="preserve">[Reference 2]</w:t>
-      </w:r>
-    </w:p>
-    <w:p>
-      <w:pPr>
-        <w:pStyle w:val="ListParagraph"/>
-        <w:numPr>
-          <w:ilvl w:val="0"/>
-          <w:numId w:val="3"/>
-        </w:numPr>
-        <w:spacing w:after="80"/>
-      </w:pPr>
-      <w:r>
-        <w:rPr>
-          <w:rFonts w:ascii="Roboto" w:cs="Roboto" w:eastAsia="Roboto" w:hAnsi="Roboto"/>
-          <w:color w:val="1A1A1A"/>
-          <w:sz w:val="22"/>
-          <w:szCs w:val="22"/>
-        </w:rPr>
-        <w:t xml:space="preserve">[Reference 3]</w:t>
-      </w:r>
-    </w:p>
-    <w:p>
-      <w:pPr>
-        <w:pStyle w:val="ListParagraph"/>
-        <w:numPr>
-          <w:ilvl w:val="0"/>
-          <w:numId w:val="3"/>
-        </w:numPr>
-        <w:spacing w:after="80"/>
-      </w:pPr>
-      <w:r>
-        <w:rPr>
-          <w:rFonts w:ascii="Roboto" w:cs="Roboto" w:eastAsia="Roboto" w:hAnsi="Roboto"/>
-          <w:color w:val="1A1A1A"/>
-          <w:sz w:val="22"/>
-          <w:szCs w:val="22"/>
-        </w:rPr>
-        <w:t xml:space="preserve">[Reference 4]</w:t>
-      </w:r>
-    </w:p>
-    <w:p>
-      <w:pPr>
-        <w:pStyle w:val="ListParagraph"/>
-        <w:numPr>
-          <w:ilvl w:val="0"/>
-          <w:numId w:val="3"/>
-        </w:numPr>
-        <w:spacing w:after="80"/>
-      </w:pPr>
-      <w:r>
-        <w:rPr>
-          <w:rFonts w:ascii="Roboto" w:cs="Roboto" w:eastAsia="Roboto" w:hAnsi="Roboto"/>
-          <w:color w:val="1A1A1A"/>
-          <w:sz w:val="22"/>
-          <w:szCs w:val="22"/>
-        </w:rPr>
-        <w:t xml:space="preserve">[Reference 5]</w:t>
-      </w:r>
-    </w:p>
-    <w:p>
-      <w:pPr>
-        <w:pStyle w:val="ListParagraph"/>
-        <w:numPr>
-          <w:ilvl w:val="0"/>
-          <w:numId w:val="3"/>
-        </w:numPr>
-        <w:spacing w:after="80"/>
-      </w:pPr>
-      <w:r>
-        <w:rPr>
-          <w:rFonts w:ascii="Roboto" w:cs="Roboto" w:eastAsia="Roboto" w:hAnsi="Roboto"/>
-          <w:color w:val="1A1A1A"/>
-          <w:sz w:val="22"/>
-          <w:szCs w:val="22"/>
-        </w:rPr>
-        <w:t xml:space="preserve">[Reference 6]</w:t>
-      </w:r>
-    </w:p>
-    <w:p>
-      <w:pPr>
-        <w:pStyle w:val="ListParagraph"/>
-        <w:numPr>
-          <w:ilvl w:val="0"/>
-          <w:numId w:val="3"/>
-        </w:numPr>
-        <w:spacing w:after="80"/>
-      </w:pPr>
-      <w:r>
-        <w:rPr>
-          <w:rFonts w:ascii="Roboto" w:cs="Roboto" w:eastAsia="Roboto" w:hAnsi="Roboto"/>
-          <w:color w:val="1A1A1A"/>
-          <w:sz w:val="22"/>
-          <w:szCs w:val="22"/>
-        </w:rPr>
-        <w:t xml:space="preserve">[Reference 7]</w:t>
-      </w:r>
-    </w:p>
-    <w:p>
-      <w:pPr>
-        <w:pStyle w:val="ListParagraph"/>
-        <w:numPr>
-          <w:ilvl w:val="0"/>
-          <w:numId w:val="3"/>
-        </w:numPr>
-        <w:spacing w:after="80"/>
-      </w:pPr>
-      <w:r>
-        <w:rPr>
-          <w:rFonts w:ascii="Roboto" w:cs="Roboto" w:eastAsia="Roboto" w:hAnsi="Roboto"/>
-          <w:color w:val="1A1A1A"/>
-          <w:sz w:val="22"/>
-          <w:szCs w:val="22"/>
-        </w:rPr>
-        <w:t xml:space="preserve">[Reference 8]</w:t>
-      </w:r>
-    </w:p>
-    <w:p>
-      <w:pPr>
-        <w:pStyle w:val="ListParagraph"/>
-        <w:numPr>
-          <w:ilvl w:val="0"/>
-          <w:numId w:val="3"/>
-        </w:numPr>
-        <w:spacing w:after="80"/>
-      </w:pPr>
-      <w:r>
-        <w:rPr>
-          <w:rFonts w:ascii="Roboto" w:cs="Roboto" w:eastAsia="Roboto" w:hAnsi="Roboto"/>
-          <w:color w:val="1A1A1A"/>
-          <w:sz w:val="22"/>
-          <w:szCs w:val="22"/>
-        </w:rPr>
-        <w:t xml:space="preserve">[Reference 9]</w:t>
-      </w:r>
-    </w:p>
-    <w:p>
-      <w:pPr>
-        <w:pStyle w:val="ListParagraph"/>
-        <w:numPr>
-          <w:ilvl w:val="0"/>
-          <w:numId w:val="3"/>
-        </w:numPr>
-        <w:spacing w:after="80"/>
-      </w:pPr>
-      <w:r>
-        <w:rPr>
-          <w:rFonts w:ascii="Roboto" w:cs="Roboto" w:eastAsia="Roboto" w:hAnsi="Roboto"/>
-          <w:color w:val="1A1A1A"/>
-          <w:sz w:val="22"/>
-          <w:szCs w:val="22"/>
-        </w:rPr>
-        <w:t xml:space="preserve">[Reference 10]</w:t>
-      </w:r>
-    </w:p>
+        <w:t xml:space="preserve">Minimum 10 sources, each cited at least once in the body. Add every source with References → Insert Citation → Add New Source (tick “Show All Bibliography Fields” so you can enter the URL), then build this list with References → Bibliography. The style is already set to APA. Do not type entries by hand. The course textbook does not count.</w:t>
+      </w:r>
+    </w:p>
+    <w:sdt>
+      <w:sdtPr>
+        <w:alias w:val="Bibliography"/>
+      </w:sdtPr>
+      <w:sdtContent>
+        <w:p>
+          <w:r>
+            <w:fldChar w:fldCharType="begin" w:dirty="true"/>
+            <w:instrText xml:space="preserve">BIBLIOGRAPHY \l 1033 </w:instrText>
+            <w:fldChar w:fldCharType="separate"/>
+          </w:r>
+        </w:p>
+        <w:p>
+          <w:r>
+            <w:fldChar w:fldCharType="end"/>
+          </w:r>
+        </w:p>
+      </w:sdtContent>
+    </w:sdt>
     <w:sectPr>
       <w:headerReference w:type="default" r:id="rId7"/>
       <w:footerReference w:type="default" r:id="rId8"/>

--- a/templates/IS3513_Lab1.0_Sandbox.docx
+++ b/templates/IS3513_Lab1.0_Sandbox.docx
@@ -2605,6 +2605,22 @@
     </w:p>
     <w:p>
       <w:pPr>
+        <w:spacing w:after="200" w:before="40"/>
+      </w:pPr>
+      <w:r>
+        <w:rPr>
+          <w:rFonts w:ascii="Roboto" w:cs="Roboto" w:eastAsia="Roboto" w:hAnsi="Roboto"/>
+          <w:i/>
+          <w:iCs/>
+          <w:color w:val="595959"/>
+          <w:sz w:val="20"/>
+          <w:szCs w:val="20"/>
+        </w:rPr>
+        <w:t xml:space="preserve">Insert the image itself, do not paste a link to it — Windows: Insert → Pictures → This Device. Mac: Insert → Pictures → Picture from File. Then click on the line below the image and run References → Insert Caption so Word numbers it for you. Never type “Figure 1” by hand.</w:t>
+      </w:r>
+    </w:p>
+    <w:p>
+      <w:pPr>
         <w:spacing w:after="120"/>
       </w:pPr>
       <w:r>
@@ -4381,6 +4397,22 @@
       </w:r>
     </w:p>
     <w:p>
+      <w:pPr>
+        <w:spacing w:after="200" w:before="40"/>
+      </w:pPr>
+      <w:r>
+        <w:rPr>
+          <w:rFonts w:ascii="Roboto" w:cs="Roboto" w:eastAsia="Roboto" w:hAnsi="Roboto"/>
+          <w:i/>
+          <w:iCs/>
+          <w:color w:val="595959"/>
+          <w:sz w:val="20"/>
+          <w:szCs w:val="20"/>
+        </w:rPr>
+        <w:t xml:space="preserve">Same here — Insert → Pictures, then References → Insert Caption on the line beneath each image. Numbering continues automatically from the figures earlier in the packet.</w:t>
+      </w:r>
+    </w:p>
+    <w:p>
       <w:r>
         <w:t xml:space="preserve">This section is a sandbox. Nothing here is graded. Open the Navigation Pane — Windows: View &gt; Navigation Pane. Mac: View &gt; Sidebar &gt; Navigation — and keep it open while you read. Every pair below shows one mechanic done right and the same mechanic done wrong. Change things. Break them. Press Ctrl+A then F9 (Mac: ⌘A then F9) and watch what moves.</w:t>
       </w:r>
@@ -4589,7 +4621,7 @@
           <w:sz w:val="20"/>
           <w:szCs w:val="20"/>
         </w:rPr>
-        <w:t xml:space="preserve">Minimum 10 sources, each cited at least once in the body. Add every source with References → Insert Citation → Add New Source (tick “Show All Bibliography Fields” so you can enter the URL), then build this list with References → Bibliography. The style is already set to APA. Do not type entries by hand. The course textbook does not count.</w:t>
+        <w:t xml:space="preserve">Minimum 10 sources, each cited at least once in the body. Add every source with References → Insert Citation → Add New Source (tick “Show All Bibliography Fields” so you can enter the URL), then build this list with References → Bibliography. The style is already set to APA. Do not type entries by hand. The course textbook does not count toward your ten. You do not need to delete it if you have cited it — it still applies, it just does not count toward the ten.</w:t>
       </w:r>
     </w:p>
     <w:sdt>

--- a/templates/IS3513_Lab1.0_Sandbox.docx
+++ b/templates/IS3513_Lab1.0_Sandbox.docx
@@ -383,27 +383,6 @@
     </w:p>
     <w:p>
       <w:pPr>
-        <w:pBdr>
-          <w:left w:val="single" w:color="2E75B6" w:sz="18"/>
-        </w:pBdr>
-        <w:shd w:fill="F5F7FA" w:val="clear"/>
-        <w:spacing w:after="120" w:line="276"/>
-        <w:ind w:left="180"/>
-      </w:pPr>
-      <w:r>
-        <w:rPr>
-          <w:rFonts w:ascii="Roboto" w:cs="Roboto" w:eastAsia="Roboto" w:hAnsi="Roboto"/>
-          <w:i/>
-          <w:iCs/>
-          <w:color w:val="595959"/>
-          <w:sz w:val="20"/>
-          <w:szCs w:val="20"/>
-        </w:rPr>
-        <w:t xml:space="preserve">Set two things once, before you submit. Author — Windows: File → Info, the Author box on the right. Mac: File → Properties… → Summary. Word appends your abc123 to the existing author instead of replacing it; that is expected, leave it. The abc123 custom property — Windows: File → Info → Properties → Advanced Properties → Custom. Mac: File → Properties… → Custom. Your abc123 must match the kali-abc123 hostname visible in your screenshots; it is how we tie this packet to your VM. Then refresh every field — Windows: Ctrl+A then F9. Mac: ⌘A then F9. If F9 does nothing, your keyboard’s function keys are set to media controls — hold Fn as well, or use the Fn Lock key. This is common on laptops, Windows and Mac alike.</w:t>
-      </w:r>
-    </w:p>
-    <w:p>
-      <w:pPr>
         <w:sectPr>
           <w:pgSz w:w="12240" w:h="15840" w:orient="portrait"/>
           <w:pgMar w:top="1440" w:right="1440" w:bottom="1440" w:left="1440" w:header="708" w:footer="708" w:gutter="0"/>
@@ -435,9 +414,525 @@
       <w:sdtContent>
         <w:p>
           <w:r>
-            <w:fldChar w:fldCharType="begin" w:dirty="true"/>
+            <w:fldChar w:fldCharType="begin"/>
             <w:instrText xml:space="preserve">TOC \h \o "1-2"</w:instrText>
             <w:fldChar w:fldCharType="separate"/>
+          </w:r>
+        </w:p>
+        <w:p>
+          <w:pPr>
+            <w:tabs>
+              <w:tab w:val="right" w:leader="dot" w:pos="9360"/>
+            </w:tabs>
+            <w:spacing w:after="60"/>
+            <w:ind w:left="0"/>
+          </w:pPr>
+          <w:r>
+            <w:rPr>
+              <w:rFonts w:ascii="Roboto" w:cs="Roboto" w:eastAsia="Roboto" w:hAnsi="Roboto"/>
+              <w:b/>
+              <w:bCs/>
+              <w:color w:val="1A1A1A"/>
+              <w:sz w:val="22"/>
+              <w:szCs w:val="22"/>
+            </w:rPr>
+            <w:t xml:space="preserve">A. NEXUS Timesheet</w:t>
+          </w:r>
+          <w:r>
+            <w:rPr>
+              <w:rFonts w:ascii="Roboto" w:cs="Roboto" w:eastAsia="Roboto" w:hAnsi="Roboto"/>
+              <w:b/>
+              <w:bCs/>
+              <w:color w:val="1A1A1A"/>
+              <w:sz w:val="22"/>
+              <w:szCs w:val="22"/>
+            </w:rPr>
+            <w:tab/>
+            <w:t>3</w:t>
+          </w:r>
+        </w:p>
+        <w:p>
+          <w:pPr>
+            <w:tabs>
+              <w:tab w:val="right" w:leader="dot" w:pos="9360"/>
+            </w:tabs>
+            <w:spacing w:after="60"/>
+            <w:ind w:left="0"/>
+          </w:pPr>
+          <w:r>
+            <w:rPr>
+              <w:rFonts w:ascii="Roboto" w:cs="Roboto" w:eastAsia="Roboto" w:hAnsi="Roboto"/>
+              <w:b/>
+              <w:bCs/>
+              <w:color w:val="1A1A1A"/>
+              <w:sz w:val="22"/>
+              <w:szCs w:val="22"/>
+            </w:rPr>
+            <w:t xml:space="preserve">B. Internal Runbook</w:t>
+          </w:r>
+          <w:r>
+            <w:rPr>
+              <w:rFonts w:ascii="Roboto" w:cs="Roboto" w:eastAsia="Roboto" w:hAnsi="Roboto"/>
+              <w:b/>
+              <w:bCs/>
+              <w:color w:val="1A1A1A"/>
+              <w:sz w:val="22"/>
+              <w:szCs w:val="22"/>
+            </w:rPr>
+            <w:tab/>
+            <w:t>4</w:t>
+          </w:r>
+        </w:p>
+        <w:p>
+          <w:pPr>
+            <w:tabs>
+              <w:tab w:val="right" w:leader="dot" w:pos="9360"/>
+            </w:tabs>
+            <w:spacing w:after="60"/>
+            <w:ind w:left="0"/>
+          </w:pPr>
+          <w:r>
+            <w:rPr>
+              <w:rFonts w:ascii="Roboto" w:cs="Roboto" w:eastAsia="Roboto" w:hAnsi="Roboto"/>
+              <w:b/>
+              <w:bCs/>
+              <w:color w:val="1A1A1A"/>
+              <w:sz w:val="22"/>
+              <w:szCs w:val="22"/>
+            </w:rPr>
+            <w:t xml:space="preserve">C. Analyst Reflection</w:t>
+          </w:r>
+          <w:r>
+            <w:rPr>
+              <w:rFonts w:ascii="Roboto" w:cs="Roboto" w:eastAsia="Roboto" w:hAnsi="Roboto"/>
+              <w:b/>
+              <w:bCs/>
+              <w:color w:val="1A1A1A"/>
+              <w:sz w:val="22"/>
+              <w:szCs w:val="22"/>
+            </w:rPr>
+            <w:tab/>
+            <w:t>4</w:t>
+          </w:r>
+        </w:p>
+        <w:p>
+          <w:pPr>
+            <w:tabs>
+              <w:tab w:val="right" w:leader="dot" w:pos="9360"/>
+            </w:tabs>
+            <w:spacing w:after="40"/>
+            <w:ind w:left="240"/>
+          </w:pPr>
+          <w:r>
+            <w:rPr>
+              <w:rFonts w:ascii="Roboto" w:cs="Roboto" w:eastAsia="Roboto" w:hAnsi="Roboto"/>
+              <w:color w:val="1A1A1A"/>
+              <w:sz w:val="22"/>
+              <w:szCs w:val="22"/>
+            </w:rPr>
+            <w:t xml:space="preserve">1. Timesheet Self-Audit</w:t>
+          </w:r>
+          <w:r>
+            <w:rPr>
+              <w:rFonts w:ascii="Roboto" w:cs="Roboto" w:eastAsia="Roboto" w:hAnsi="Roboto"/>
+              <w:color w:val="1A1A1A"/>
+              <w:sz w:val="22"/>
+              <w:szCs w:val="22"/>
+            </w:rPr>
+            <w:tab/>
+            <w:t>4</w:t>
+          </w:r>
+        </w:p>
+        <w:p>
+          <w:pPr>
+            <w:tabs>
+              <w:tab w:val="right" w:leader="dot" w:pos="9360"/>
+            </w:tabs>
+            <w:spacing w:after="40"/>
+            <w:ind w:left="240"/>
+          </w:pPr>
+          <w:r>
+            <w:rPr>
+              <w:rFonts w:ascii="Roboto" w:cs="Roboto" w:eastAsia="Roboto" w:hAnsi="Roboto"/>
+              <w:color w:val="1A1A1A"/>
+              <w:sz w:val="22"/>
+              <w:szCs w:val="22"/>
+            </w:rPr>
+            <w:t xml:space="preserve">2. Professional Reflection</w:t>
+          </w:r>
+          <w:r>
+            <w:rPr>
+              <w:rFonts w:ascii="Roboto" w:cs="Roboto" w:eastAsia="Roboto" w:hAnsi="Roboto"/>
+              <w:color w:val="1A1A1A"/>
+              <w:sz w:val="22"/>
+              <w:szCs w:val="22"/>
+            </w:rPr>
+            <w:tab/>
+            <w:t>4</w:t>
+          </w:r>
+        </w:p>
+        <w:p>
+          <w:pPr>
+            <w:tabs>
+              <w:tab w:val="right" w:leader="dot" w:pos="9360"/>
+            </w:tabs>
+            <w:spacing w:after="40"/>
+            <w:ind w:left="240"/>
+          </w:pPr>
+          <w:r>
+            <w:rPr>
+              <w:rFonts w:ascii="Roboto" w:cs="Roboto" w:eastAsia="Roboto" w:hAnsi="Roboto"/>
+              <w:color w:val="1A1A1A"/>
+              <w:sz w:val="22"/>
+              <w:szCs w:val="22"/>
+            </w:rPr>
+            <w:t xml:space="preserve">3. AI Methodology Reflection</w:t>
+          </w:r>
+          <w:r>
+            <w:rPr>
+              <w:rFonts w:ascii="Roboto" w:cs="Roboto" w:eastAsia="Roboto" w:hAnsi="Roboto"/>
+              <w:color w:val="1A1A1A"/>
+              <w:sz w:val="22"/>
+              <w:szCs w:val="22"/>
+            </w:rPr>
+            <w:tab/>
+            <w:t>4</w:t>
+          </w:r>
+        </w:p>
+        <w:p>
+          <w:pPr>
+            <w:tabs>
+              <w:tab w:val="right" w:leader="dot" w:pos="9360"/>
+            </w:tabs>
+            <w:spacing w:after="60"/>
+            <w:ind w:left="0"/>
+          </w:pPr>
+          <w:r>
+            <w:rPr>
+              <w:rFonts w:ascii="Roboto" w:cs="Roboto" w:eastAsia="Roboto" w:hAnsi="Roboto"/>
+              <w:b/>
+              <w:bCs/>
+              <w:color w:val="1A1A1A"/>
+              <w:sz w:val="22"/>
+              <w:szCs w:val="22"/>
+            </w:rPr>
+            <w:t xml:space="preserve">Executive Summary</w:t>
+          </w:r>
+          <w:r>
+            <w:rPr>
+              <w:rFonts w:ascii="Roboto" w:cs="Roboto" w:eastAsia="Roboto" w:hAnsi="Roboto"/>
+              <w:b/>
+              <w:bCs/>
+              <w:color w:val="1A1A1A"/>
+              <w:sz w:val="22"/>
+              <w:szCs w:val="22"/>
+            </w:rPr>
+            <w:tab/>
+            <w:t>6</w:t>
+          </w:r>
+        </w:p>
+        <w:p>
+          <w:pPr>
+            <w:tabs>
+              <w:tab w:val="right" w:leader="dot" w:pos="9360"/>
+            </w:tabs>
+            <w:spacing w:after="60"/>
+            <w:ind w:left="0"/>
+          </w:pPr>
+          <w:r>
+            <w:rPr>
+              <w:rFonts w:ascii="Roboto" w:cs="Roboto" w:eastAsia="Roboto" w:hAnsi="Roboto"/>
+              <w:b/>
+              <w:bCs/>
+              <w:color w:val="1A1A1A"/>
+              <w:sz w:val="22"/>
+              <w:szCs w:val="22"/>
+            </w:rPr>
+            <w:t xml:space="preserve">Methodology</w:t>
+          </w:r>
+          <w:r>
+            <w:rPr>
+              <w:rFonts w:ascii="Roboto" w:cs="Roboto" w:eastAsia="Roboto" w:hAnsi="Roboto"/>
+              <w:b/>
+              <w:bCs/>
+              <w:color w:val="1A1A1A"/>
+              <w:sz w:val="22"/>
+              <w:szCs w:val="22"/>
+            </w:rPr>
+            <w:tab/>
+            <w:t>6</w:t>
+          </w:r>
+        </w:p>
+        <w:p>
+          <w:pPr>
+            <w:tabs>
+              <w:tab w:val="right" w:leader="dot" w:pos="9360"/>
+            </w:tabs>
+            <w:spacing w:after="60"/>
+            <w:ind w:left="0"/>
+          </w:pPr>
+          <w:r>
+            <w:rPr>
+              <w:rFonts w:ascii="Roboto" w:cs="Roboto" w:eastAsia="Roboto" w:hAnsi="Roboto"/>
+              <w:b/>
+              <w:bCs/>
+              <w:color w:val="1A1A1A"/>
+              <w:sz w:val="22"/>
+              <w:szCs w:val="22"/>
+            </w:rPr>
+            <w:t xml:space="preserve">Findings</w:t>
+          </w:r>
+          <w:r>
+            <w:rPr>
+              <w:rFonts w:ascii="Roboto" w:cs="Roboto" w:eastAsia="Roboto" w:hAnsi="Roboto"/>
+              <w:b/>
+              <w:bCs/>
+              <w:color w:val="1A1A1A"/>
+              <w:sz w:val="22"/>
+              <w:szCs w:val="22"/>
+            </w:rPr>
+            <w:tab/>
+            <w:t>6</w:t>
+          </w:r>
+        </w:p>
+        <w:p>
+          <w:pPr>
+            <w:tabs>
+              <w:tab w:val="right" w:leader="dot" w:pos="9360"/>
+            </w:tabs>
+            <w:spacing w:after="60"/>
+            <w:ind w:left="0"/>
+          </w:pPr>
+          <w:r>
+            <w:rPr>
+              <w:rFonts w:ascii="Roboto" w:cs="Roboto" w:eastAsia="Roboto" w:hAnsi="Roboto"/>
+              <w:b/>
+              <w:bCs/>
+              <w:color w:val="1A1A1A"/>
+              <w:sz w:val="22"/>
+              <w:szCs w:val="22"/>
+            </w:rPr>
+            <w:t xml:space="preserve">Risk Analysis</w:t>
+          </w:r>
+          <w:r>
+            <w:rPr>
+              <w:rFonts w:ascii="Roboto" w:cs="Roboto" w:eastAsia="Roboto" w:hAnsi="Roboto"/>
+              <w:b/>
+              <w:bCs/>
+              <w:color w:val="1A1A1A"/>
+              <w:sz w:val="22"/>
+              <w:szCs w:val="22"/>
+            </w:rPr>
+            <w:tab/>
+            <w:t>6</w:t>
+          </w:r>
+        </w:p>
+        <w:p>
+          <w:pPr>
+            <w:tabs>
+              <w:tab w:val="right" w:leader="dot" w:pos="9360"/>
+            </w:tabs>
+            <w:spacing w:after="60"/>
+            <w:ind w:left="0"/>
+          </w:pPr>
+          <w:r>
+            <w:rPr>
+              <w:rFonts w:ascii="Roboto" w:cs="Roboto" w:eastAsia="Roboto" w:hAnsi="Roboto"/>
+              <w:b/>
+              <w:bCs/>
+              <w:color w:val="1A1A1A"/>
+              <w:sz w:val="22"/>
+              <w:szCs w:val="22"/>
+            </w:rPr>
+            <w:t xml:space="preserve">Recommendations</w:t>
+          </w:r>
+          <w:r>
+            <w:rPr>
+              <w:rFonts w:ascii="Roboto" w:cs="Roboto" w:eastAsia="Roboto" w:hAnsi="Roboto"/>
+              <w:b/>
+              <w:bCs/>
+              <w:color w:val="1A1A1A"/>
+              <w:sz w:val="22"/>
+              <w:szCs w:val="22"/>
+            </w:rPr>
+            <w:tab/>
+            <w:t>7</w:t>
+          </w:r>
+        </w:p>
+        <w:p>
+          <w:pPr>
+            <w:tabs>
+              <w:tab w:val="right" w:leader="dot" w:pos="9360"/>
+            </w:tabs>
+            <w:spacing w:after="60"/>
+            <w:ind w:left="0"/>
+          </w:pPr>
+          <w:r>
+            <w:rPr>
+              <w:rFonts w:ascii="Roboto" w:cs="Roboto" w:eastAsia="Roboto" w:hAnsi="Roboto"/>
+              <w:b/>
+              <w:bCs/>
+              <w:color w:val="1A1A1A"/>
+              <w:sz w:val="22"/>
+              <w:szCs w:val="22"/>
+            </w:rPr>
+            <w:t xml:space="preserve">Appendix</w:t>
+          </w:r>
+          <w:r>
+            <w:rPr>
+              <w:rFonts w:ascii="Roboto" w:cs="Roboto" w:eastAsia="Roboto" w:hAnsi="Roboto"/>
+              <w:b/>
+              <w:bCs/>
+              <w:color w:val="1A1A1A"/>
+              <w:sz w:val="22"/>
+              <w:szCs w:val="22"/>
+            </w:rPr>
+            <w:tab/>
+            <w:t>7</w:t>
+          </w:r>
+        </w:p>
+        <w:p>
+          <w:pPr>
+            <w:tabs>
+              <w:tab w:val="right" w:leader="dot" w:pos="9360"/>
+            </w:tabs>
+            <w:spacing w:after="40"/>
+            <w:ind w:left="240"/>
+          </w:pPr>
+          <w:r>
+            <w:rPr>
+              <w:rFonts w:ascii="Roboto" w:cs="Roboto" w:eastAsia="Roboto" w:hAnsi="Roboto"/>
+              <w:color w:val="1A1A1A"/>
+              <w:sz w:val="22"/>
+              <w:szCs w:val="22"/>
+            </w:rPr>
+            <w:t xml:space="preserve">A. Raw Tool Output</w:t>
+          </w:r>
+          <w:r>
+            <w:rPr>
+              <w:rFonts w:ascii="Roboto" w:cs="Roboto" w:eastAsia="Roboto" w:hAnsi="Roboto"/>
+              <w:color w:val="1A1A1A"/>
+              <w:sz w:val="22"/>
+              <w:szCs w:val="22"/>
+            </w:rPr>
+            <w:tab/>
+            <w:t>7</w:t>
+          </w:r>
+        </w:p>
+        <w:p>
+          <w:pPr>
+            <w:tabs>
+              <w:tab w:val="right" w:leader="dot" w:pos="9360"/>
+            </w:tabs>
+            <w:spacing w:after="40"/>
+            <w:ind w:left="240"/>
+          </w:pPr>
+          <w:r>
+            <w:rPr>
+              <w:rFonts w:ascii="Roboto" w:cs="Roboto" w:eastAsia="Roboto" w:hAnsi="Roboto"/>
+              <w:color w:val="1A1A1A"/>
+              <w:sz w:val="22"/>
+              <w:szCs w:val="22"/>
+            </w:rPr>
+            <w:t xml:space="preserve">B. Additional Screenshots</w:t>
+          </w:r>
+          <w:r>
+            <w:rPr>
+              <w:rFonts w:ascii="Roboto" w:cs="Roboto" w:eastAsia="Roboto" w:hAnsi="Roboto"/>
+              <w:color w:val="1A1A1A"/>
+              <w:sz w:val="22"/>
+              <w:szCs w:val="22"/>
+            </w:rPr>
+            <w:tab/>
+            <w:t>7</w:t>
+          </w:r>
+        </w:p>
+        <w:p>
+          <w:pPr>
+            <w:tabs>
+              <w:tab w:val="right" w:leader="dot" w:pos="9360"/>
+            </w:tabs>
+            <w:spacing w:after="40"/>
+            <w:ind w:left="240"/>
+          </w:pPr>
+          <w:r>
+            <w:rPr>
+              <w:rFonts w:ascii="Roboto" w:cs="Roboto" w:eastAsia="Roboto" w:hAnsi="Roboto"/>
+              <w:color w:val="1A1A1A"/>
+              <w:sz w:val="22"/>
+              <w:szCs w:val="22"/>
+            </w:rPr>
+            <w:t xml:space="preserve">Figure 2 — WRONG. This caption is styled Heading 2, so Word now believes it is a section. Find it in the Navigation Pane, then update the Table of Contents and find it there too. This single mistake is what wrecked most Table of Contents last term.</w:t>
+          </w:r>
+          <w:r>
+            <w:rPr>
+              <w:rFonts w:ascii="Roboto" w:cs="Roboto" w:eastAsia="Roboto" w:hAnsi="Roboto"/>
+              <w:color w:val="1A1A1A"/>
+              <w:sz w:val="22"/>
+              <w:szCs w:val="22"/>
+            </w:rPr>
+            <w:tab/>
+            <w:t>7</w:t>
+          </w:r>
+        </w:p>
+        <w:p>
+          <w:pPr>
+            <w:tabs>
+              <w:tab w:val="right" w:leader="dot" w:pos="9360"/>
+            </w:tabs>
+            <w:spacing w:after="60"/>
+            <w:ind w:left="0"/>
+          </w:pPr>
+          <w:r>
+            <w:rPr>
+              <w:rFonts w:ascii="Roboto" w:cs="Roboto" w:eastAsia="Roboto" w:hAnsi="Roboto"/>
+              <w:b/>
+              <w:bCs/>
+              <w:color w:val="1A1A1A"/>
+              <w:sz w:val="22"/>
+              <w:szCs w:val="22"/>
+            </w:rPr>
+            <w:t xml:space="preserve"/>
+          </w:r>
+          <w:r>
+            <w:rPr>
+              <w:rFonts w:ascii="Roboto" w:cs="Roboto" w:eastAsia="Roboto" w:hAnsi="Roboto"/>
+              <w:b/>
+              <w:bCs/>
+              <w:color w:val="1A1A1A"/>
+              <w:sz w:val="22"/>
+              <w:szCs w:val="22"/>
+            </w:rPr>
+            <w:tab/>
+            <w:t>7</w:t>
+          </w:r>
+        </w:p>
+        <w:p>
+          <w:pPr>
+            <w:tabs>
+              <w:tab w:val="right" w:leader="dot" w:pos="9360"/>
+            </w:tabs>
+            <w:spacing w:after="40"/>
+            <w:ind w:left="240"/>
+          </w:pPr>
+          <w:r>
+            <w:rPr>
+              <w:rFonts w:ascii="Roboto" w:cs="Roboto" w:eastAsia="Roboto" w:hAnsi="Roboto"/>
+              <w:color w:val="1A1A1A"/>
+              <w:sz w:val="22"/>
+              <w:szCs w:val="22"/>
+            </w:rPr>
+            <w:t xml:space="preserve">C. References</w:t>
+          </w:r>
+          <w:r>
+            <w:rPr>
+              <w:rFonts w:ascii="Roboto" w:cs="Roboto" w:eastAsia="Roboto" w:hAnsi="Roboto"/>
+              <w:color w:val="1A1A1A"/>
+              <w:sz w:val="22"/>
+              <w:szCs w:val="22"/>
+            </w:rPr>
+            <w:tab/>
+            <w:t>8</w:t>
           </w:r>
         </w:p>
         <w:p>
@@ -449,27 +944,6 @@
     </w:sdt>
     <w:p>
       <w:pPr>
-        <w:pBdr>
-          <w:left w:val="single" w:color="2E75B6" w:sz="18"/>
-        </w:pBdr>
-        <w:shd w:fill="F5F7FA" w:val="clear"/>
-        <w:spacing w:after="120" w:line="276"/>
-        <w:ind w:left="180"/>
-      </w:pPr>
-      <w:r>
-        <w:rPr>
-          <w:rFonts w:ascii="Roboto" w:cs="Roboto" w:eastAsia="Roboto" w:hAnsi="Roboto"/>
-          <w:i/>
-          <w:iCs/>
-          <w:color w:val="595959"/>
-          <w:sz w:val="20"/>
-          <w:szCs w:val="20"/>
-        </w:rPr>
-        <w:t xml:space="preserve">This table of contents is auto-generated. After completing the packet, right-click it and choose Update Field → Update entire table. To refresh every field in the document at once — Windows: Ctrl+A then F9. Mac: ⌘A then F9. If F9 does nothing, your keyboard’s function keys are set to media controls — hold Fn as well, or use the Fn Lock key. This is common on laptops, Windows and Mac alike.</w:t>
-      </w:r>
-    </w:p>
-    <w:p>
-      <w:pPr>
         <w:sectPr>
           <w:type w:val="nextPage"/>
           <w:pgSz w:w="12240" w:h="15840" w:orient="portrait"/>
@@ -516,20 +990,6 @@
     </w:p>
     <w:p>
       <w:pPr>
-        <w:spacing w:after="120" w:line="276"/>
-      </w:pPr>
-      <w:r>
-        <w:rPr>
-          <w:rFonts w:ascii="Roboto" w:cs="Roboto" w:eastAsia="Roboto" w:hAnsi="Roboto"/>
-          <w:color w:val="1A1A1A"/>
-          <w:sz w:val="22"/>
-          <w:szCs w:val="22"/>
-        </w:rPr>
-        <w:t xml:space="preserve">Part I is what NEXUS keeps in the engagement file. It is internal — the client never sees it. Three components: your timesheet, your runbook, and your analyst reflection.</w:t>
-      </w:r>
-    </w:p>
-    <w:p>
-      <w:pPr>
         <w:pStyle w:val="Heading1"/>
         <w:pBdr>
           <w:bottom w:val="single" w:color="1F4E79" w:sz="8"/>
@@ -546,41 +1006,6 @@
           <w:szCs w:val="30"/>
         </w:rPr>
         <w:t xml:space="preserve">A. NEXUS Timesheet</w:t>
-      </w:r>
-    </w:p>
-    <w:p>
-      <w:pPr>
-        <w:spacing w:after="120" w:line="276"/>
-      </w:pPr>
-      <w:r>
-        <w:rPr>
-          <w:rFonts w:ascii="Roboto" w:cs="Roboto" w:eastAsia="Roboto" w:hAnsi="Roboto"/>
-          <w:color w:val="1A1A1A"/>
-          <w:sz w:val="22"/>
-          <w:szCs w:val="22"/>
-        </w:rPr>
-        <w:t xml:space="preserve">Audience: NEXUS leadership / billing. Where did your hours go? Break hours out by unit, split between internal training (Units 1–2, non-billable) and client billable (Unit 3 fieldwork). Justify any unusually high or low hour count with a one-line note.</w:t>
-      </w:r>
-    </w:p>
-    <w:p>
-      <w:pPr>
-        <w:pBdr>
-          <w:left w:val="single" w:color="2E75B6" w:sz="18"/>
-        </w:pBdr>
-        <w:shd w:fill="F5F7FA" w:val="clear"/>
-        <w:spacing w:after="120" w:line="276"/>
-        <w:ind w:left="180"/>
-      </w:pPr>
-      <w:r>
-        <w:rPr>
-          <w:rFonts w:ascii="Roboto" w:cs="Roboto" w:eastAsia="Roboto" w:hAnsi="Roboto"/>
-          <w:i/>
-          <w:iCs/>
-          <w:color w:val="595959"/>
-          <w:sz w:val="20"/>
-          <w:szCs w:val="20"/>
-        </w:rPr>
-        <w:t xml:space="preserve">If you logged hours honestly as you went, this is a 10-minute fill-in. If you reconstruct it the night before, it will show — your scan dates, screenshot timestamps, and command history won’t line up with your claimed hours. Replace the placeholder rows below with your own. Total the columns yourself.</w:t>
       </w:r>
     </w:p>
     <w:p>
@@ -2267,58 +2692,6 @@
         <w:t xml:space="preserve">B. Internal Runbook</w:t>
       </w:r>
     </w:p>
-    <w:p>
-      <w:pPr>
-        <w:spacing w:after="120" w:line="276"/>
-      </w:pPr>
-      <w:r>
-        <w:rPr>
-          <w:rFonts w:ascii="Roboto" w:cs="Roboto" w:eastAsia="Roboto" w:hAnsi="Roboto"/>
-          <w:color w:val="1A1A1A"/>
-          <w:sz w:val="22"/>
-          <w:szCs w:val="22"/>
-        </w:rPr>
-        <w:t xml:space="preserve">Audience: the next analyst who picks up this client next quarter. If a colleague had only your runbook, could they reproduce what you did? Document environment setup, tools and versions, the exact commands you ran, expected output, and where you got stuck and how you got unstuck.</w:t>
-      </w:r>
-    </w:p>
-    <w:p>
-      <w:pPr>
-        <w:pStyle w:val="Heading2"/>
-        <w:spacing w:after="120" w:before="240"/>
-      </w:pPr>
-      <w:r>
-        <w:rPr>
-          <w:rFonts w:ascii="Roboto Slab" w:cs="Roboto Slab" w:eastAsia="Roboto Slab" w:hAnsi="Roboto Slab"/>
-          <w:b/>
-          <w:bCs/>
-          <w:color w:val="2E75B6"/>
-          <w:sz w:val="24"/>
-          <w:szCs w:val="24"/>
-        </w:rPr>
-        <w:t xml:space="preserve">Runbook entry — structure to follow</w:t>
-      </w:r>
-    </w:p>
-    <w:p>
-      <w:pPr>
-        <w:pBdr>
-          <w:left w:val="single" w:color="2E75B6" w:sz="18"/>
-        </w:pBdr>
-        <w:shd w:fill="F5F7FA" w:val="clear"/>
-        <w:spacing w:after="120" w:line="276"/>
-        <w:ind w:left="180"/>
-      </w:pPr>
-      <w:r>
-        <w:rPr>
-          <w:rFonts w:ascii="Roboto" w:cs="Roboto" w:eastAsia="Roboto" w:hAnsi="Roboto"/>
-          <w:i/>
-          <w:iCs/>
-          <w:color w:val="595959"/>
-          <w:sz w:val="20"/>
-          <w:szCs w:val="20"/>
-        </w:rPr>
-        <w:t xml:space="preserve">Write one entry per tool or step in your engagement. Keep this structure. A fully worked example entry is in the Engagement Packet Worked Example (linked from the Lab 1.0 page).</w:t>
-      </w:r>
-    </w:p>
     <w:tbl>
       <w:tblPr>
         <w:tblW w:type="pct" w:w="100%"/>
@@ -2605,22 +2978,6 @@
     </w:p>
     <w:p>
       <w:pPr>
-        <w:spacing w:after="200" w:before="40"/>
-      </w:pPr>
-      <w:r>
-        <w:rPr>
-          <w:rFonts w:ascii="Roboto" w:cs="Roboto" w:eastAsia="Roboto" w:hAnsi="Roboto"/>
-          <w:i/>
-          <w:iCs/>
-          <w:color w:val="595959"/>
-          <w:sz w:val="20"/>
-          <w:szCs w:val="20"/>
-        </w:rPr>
-        <w:t xml:space="preserve">Insert the image itself, do not paste a link to it — Windows: Insert → Pictures → This Device. Mac: Insert → Pictures → Picture from File. Then click on the line below the image and run References → Insert Caption so Word numbers it for you. Never type “Figure 1” by hand.</w:t>
-      </w:r>
-    </w:p>
-    <w:p>
-      <w:pPr>
         <w:spacing w:after="120"/>
       </w:pPr>
       <w:r>
@@ -2649,20 +3006,6 @@
     </w:p>
     <w:p>
       <w:pPr>
-        <w:spacing w:after="120" w:line="276"/>
-      </w:pPr>
-      <w:r>
-        <w:rPr>
-          <w:rFonts w:ascii="Roboto" w:cs="Roboto" w:eastAsia="Roboto" w:hAnsi="Roboto"/>
-          <w:color w:val="1A1A1A"/>
-          <w:sz w:val="22"/>
-          <w:szCs w:val="22"/>
-        </w:rPr>
-        <w:t xml:space="preserve">Audience: you and your instructor. This is where the learning lives. Three prompts — answer all three honestly.</w:t>
-      </w:r>
-    </w:p>
-    <w:p>
-      <w:pPr>
         <w:pStyle w:val="Heading2"/>
         <w:spacing w:after="120" w:before="240"/>
       </w:pPr>
@@ -2680,27 +3023,6 @@
     </w:p>
     <w:p>
       <w:pPr>
-        <w:pBdr>
-          <w:left w:val="single" w:color="2E75B6" w:sz="18"/>
-        </w:pBdr>
-        <w:shd w:fill="F5F7FA" w:val="clear"/>
-        <w:spacing w:after="120" w:line="276"/>
-        <w:ind w:left="180"/>
-      </w:pPr>
-      <w:r>
-        <w:rPr>
-          <w:rFonts w:ascii="Roboto" w:cs="Roboto" w:eastAsia="Roboto" w:hAnsi="Roboto"/>
-          <w:i/>
-          <w:iCs/>
-          <w:color w:val="595959"/>
-          <w:sz w:val="20"/>
-          <w:szCs w:val="20"/>
-        </w:rPr>
-        <w:t xml:space="preserve">Looking at your timesheet: was there a task that took disproportionately long? Describe what made it slow and what you’d do differently. Then total your hours — if Maya Rodriguez reviewed this timesheet alongside your deliverable, what would she conclude about your efficiency? Be candid; this is a professional self-audit, not a grade defense.</w:t>
-      </w:r>
-    </w:p>
-    <w:p>
-      <w:pPr>
         <w:spacing w:after="120"/>
       </w:pPr>
       <w:r>
@@ -2734,27 +3056,6 @@
     </w:p>
     <w:p>
       <w:pPr>
-        <w:pBdr>
-          <w:left w:val="single" w:color="2E75B6" w:sz="18"/>
-        </w:pBdr>
-        <w:shd w:fill="F5F7FA" w:val="clear"/>
-        <w:spacing w:after="120" w:line="276"/>
-        <w:ind w:left="180"/>
-      </w:pPr>
-      <w:r>
-        <w:rPr>
-          <w:rFonts w:ascii="Roboto" w:cs="Roboto" w:eastAsia="Roboto" w:hAnsi="Roboto"/>
-          <w:i/>
-          <w:iCs/>
-          <w:color w:val="595959"/>
-          <w:sz w:val="20"/>
-          <w:szCs w:val="20"/>
-        </w:rPr>
-        <w:t xml:space="preserve">What worked? What didn’t? If you ran this engagement again with what you know now, what would you do differently? Be specific — “I’d communicate findings to the client earlier” beats “I’d be more organized.”</w:t>
-      </w:r>
-    </w:p>
-    <w:p>
-      <w:pPr>
         <w:spacing w:after="120"/>
       </w:pPr>
       <w:r>
@@ -2784,43 +3085,6 @@
           <w:szCs w:val="24"/>
         </w:rPr>
         <w:t xml:space="preserve">3. AI Methodology Reflection</w:t>
-      </w:r>
-    </w:p>
-    <w:p>
-      <w:pPr>
-        <w:spacing w:after="120" w:line="276"/>
-      </w:pPr>
-      <w:r>
-        <w:rPr>
-          <w:rFonts w:ascii="Roboto" w:cs="Roboto" w:eastAsia="Roboto" w:hAnsi="Roboto"/>
-          <w:i/>
-          <w:iCs/>
-          <w:color w:val="1A1A1A"/>
-          <w:sz w:val="22"/>
-          <w:szCs w:val="22"/>
-        </w:rPr>
-        <w:t xml:space="preserve">Where did AI help you on this engagement, how did you verify what it told you, and did you really need it?</w:t>
-      </w:r>
-    </w:p>
-    <w:p>
-      <w:pPr>
-        <w:pBdr>
-          <w:left w:val="single" w:color="2E75B6" w:sz="18"/>
-        </w:pBdr>
-        <w:shd w:fill="F5F7FA" w:val="clear"/>
-        <w:spacing w:after="120" w:line="276"/>
-        <w:ind w:left="180"/>
-      </w:pPr>
-      <w:r>
-        <w:rPr>
-          <w:rFonts w:ascii="Roboto" w:cs="Roboto" w:eastAsia="Roboto" w:hAnsi="Roboto"/>
-          <w:i/>
-          <w:iCs/>
-          <w:color w:val="595959"/>
-          <w:sz w:val="20"/>
-          <w:szCs w:val="20"/>
-        </w:rPr>
-        <w:t xml:space="preserve">There’s no minimum word count — answer honestly. “I didn’t use AI on this engagement (N/A)” is perfectly acceptable if it’s true. But it had better be true — don’t claim N/A if your runbook is full of AI-generated explanations.</w:t>
       </w:r>
     </w:p>
     <w:p>
@@ -3199,27 +3463,6 @@
       </w:r>
     </w:p>
     <w:p>
-      <w:pPr>
-        <w:pBdr>
-          <w:left w:val="single" w:color="2E75B6" w:sz="18"/>
-        </w:pBdr>
-        <w:shd w:fill="F5F7FA" w:val="clear"/>
-        <w:spacing w:after="120" w:line="276"/>
-        <w:ind w:left="180"/>
-      </w:pPr>
-      <w:r>
-        <w:rPr>
-          <w:rFonts w:ascii="Roboto" w:cs="Roboto" w:eastAsia="Roboto" w:hAnsi="Roboto"/>
-          <w:i/>
-          <w:iCs/>
-          <w:color w:val="595959"/>
-          <w:sz w:val="20"/>
-          <w:szCs w:val="20"/>
-        </w:rPr>
-        <w:t xml:space="preserve">This page is the cover of the client-facing report. Everything from here to the Appendix is what the client receives — it should read as a standalone professional deliverable, independent of Part I.</w:t>
-      </w:r>
-    </w:p>
-    <w:p>
       <w:r>
         <w:br w:type="page"/>
       </w:r>
@@ -3245,20 +3488,6 @@
     </w:p>
     <w:p>
       <w:pPr>
-        <w:spacing w:after="120" w:line="276"/>
-      </w:pPr>
-      <w:r>
-        <w:rPr>
-          <w:rFonts w:ascii="Roboto" w:cs="Roboto" w:eastAsia="Roboto" w:hAnsi="Roboto"/>
-          <w:color w:val="1A1A1A"/>
-          <w:sz w:val="22"/>
-          <w:szCs w:val="22"/>
-        </w:rPr>
-        <w:t xml:space="preserve">Part II is the document you hand the client. It follows professional penetration-test reporting conventions — the client should be able to read the executive summary alone and know what to do. Use this structure; don’t invent your own.</w:t>
-      </w:r>
-    </w:p>
-    <w:p>
-      <w:pPr>
         <w:pStyle w:val="Heading1"/>
         <w:pBdr>
           <w:bottom w:val="single" w:color="1F4E79" w:sz="8"/>
@@ -3279,27 +3508,6 @@
     </w:p>
     <w:p>
       <w:pPr>
-        <w:pBdr>
-          <w:left w:val="single" w:color="2E75B6" w:sz="18"/>
-        </w:pBdr>
-        <w:shd w:fill="F5F7FA" w:val="clear"/>
-        <w:spacing w:after="120" w:line="276"/>
-        <w:ind w:left="180"/>
-      </w:pPr>
-      <w:r>
-        <w:rPr>
-          <w:rFonts w:ascii="Roboto" w:cs="Roboto" w:eastAsia="Roboto" w:hAnsi="Roboto"/>
-          <w:i/>
-          <w:iCs/>
-          <w:color w:val="595959"/>
-          <w:sz w:val="20"/>
-          <w:szCs w:val="20"/>
-        </w:rPr>
-        <w:t xml:space="preserve">One page maximum, board-readable. What we did, what we found, and what to do about it — in plain language. A non-technical executive should understand the risk and the next step without reading the rest of the report.</w:t>
-      </w:r>
-    </w:p>
-    <w:p>
-      <w:pPr>
         <w:spacing w:after="120"/>
       </w:pPr>
       <w:r>
@@ -3344,27 +3552,6 @@
     </w:p>
     <w:p>
       <w:pPr>
-        <w:pBdr>
-          <w:left w:val="single" w:color="2E75B6" w:sz="18"/>
-        </w:pBdr>
-        <w:shd w:fill="F5F7FA" w:val="clear"/>
-        <w:spacing w:after="120" w:line="276"/>
-        <w:ind w:left="180"/>
-      </w:pPr>
-      <w:r>
-        <w:rPr>
-          <w:rFonts w:ascii="Roboto" w:cs="Roboto" w:eastAsia="Roboto" w:hAnsi="Roboto"/>
-          <w:i/>
-          <w:iCs/>
-          <w:color w:val="595959"/>
-          <w:sz w:val="20"/>
-          <w:szCs w:val="20"/>
-        </w:rPr>
-        <w:t xml:space="preserve">A brief overview of how the engagement was conducted — scope, approach, tools at a high level. The client does not need command-by-command detail; that lives in your runbook (Part I.B).</w:t>
-      </w:r>
-    </w:p>
-    <w:p>
-      <w:pPr>
         <w:spacing w:after="120"/>
       </w:pPr>
       <w:r>
@@ -3405,58 +3592,6 @@
           <w:szCs w:val="30"/>
         </w:rPr>
         <w:t xml:space="preserve">Findings</w:t>
-      </w:r>
-    </w:p>
-    <w:p>
-      <w:pPr>
-        <w:spacing w:after="120" w:line="276"/>
-      </w:pPr>
-      <w:r>
-        <w:rPr>
-          <w:rFonts w:ascii="Roboto" w:cs="Roboto" w:eastAsia="Roboto" w:hAnsi="Roboto"/>
-          <w:color w:val="1A1A1A"/>
-          <w:sz w:val="22"/>
-          <w:szCs w:val="22"/>
-        </w:rPr>
-        <w:t xml:space="preserve">Organized by severity, highest first. Each finding has a number, title, severity, affected host/port, description, evidence (screenshot), impact, and recommendation.</w:t>
-      </w:r>
-    </w:p>
-    <w:p>
-      <w:pPr>
-        <w:pStyle w:val="Heading2"/>
-        <w:spacing w:after="120" w:before="240"/>
-      </w:pPr>
-      <w:r>
-        <w:rPr>
-          <w:rFonts w:ascii="Roboto Slab" w:cs="Roboto Slab" w:eastAsia="Roboto Slab" w:hAnsi="Roboto Slab"/>
-          <w:b/>
-          <w:bCs/>
-          <w:color w:val="2E75B6"/>
-          <w:sz w:val="24"/>
-          <w:szCs w:val="24"/>
-        </w:rPr>
-        <w:t xml:space="preserve">Finding — structure to follow</w:t>
-      </w:r>
-    </w:p>
-    <w:p>
-      <w:pPr>
-        <w:pBdr>
-          <w:left w:val="single" w:color="2E75B6" w:sz="18"/>
-        </w:pBdr>
-        <w:shd w:fill="F5F7FA" w:val="clear"/>
-        <w:spacing w:after="120" w:line="276"/>
-        <w:ind w:left="180"/>
-      </w:pPr>
-      <w:r>
-        <w:rPr>
-          <w:rFonts w:ascii="Roboto" w:cs="Roboto" w:eastAsia="Roboto" w:hAnsi="Roboto"/>
-          <w:i/>
-          <w:iCs/>
-          <w:color w:val="595959"/>
-          <w:sz w:val="20"/>
-          <w:szCs w:val="20"/>
-        </w:rPr>
-        <w:t xml:space="preserve">One card per finding, highest severity first. Keep every field. A fully worked example finding is in the Engagement Packet Worked Example (linked from the Lab 1.0 page).</w:t>
       </w:r>
     </w:p>
     <w:p>
@@ -3721,27 +3856,6 @@
           <w:szCs w:val="30"/>
         </w:rPr>
         <w:t xml:space="preserve">Risk Analysis</w:t>
-      </w:r>
-    </w:p>
-    <w:p>
-      <w:pPr>
-        <w:pBdr>
-          <w:left w:val="single" w:color="2E75B6" w:sz="18"/>
-        </w:pBdr>
-        <w:shd w:fill="F5F7FA" w:val="clear"/>
-        <w:spacing w:after="120" w:line="276"/>
-        <w:ind w:left="180"/>
-      </w:pPr>
-      <w:r>
-        <w:rPr>
-          <w:rFonts w:ascii="Roboto" w:cs="Roboto" w:eastAsia="Roboto" w:hAnsi="Roboto"/>
-          <w:i/>
-          <w:iCs/>
-          <w:color w:val="595959"/>
-          <w:sz w:val="20"/>
-          <w:szCs w:val="20"/>
-        </w:rPr>
-        <w:t xml:space="preserve">Likelihood × impact for each finding. A simple table mapping each finding number to a likelihood, an impact, and a resulting risk rating is enough — keep it consistent with your severity labels in Findings.</w:t>
       </w:r>
     </w:p>
     <w:tbl>
@@ -4184,27 +4298,6 @@
     </w:p>
     <w:p>
       <w:pPr>
-        <w:pBdr>
-          <w:left w:val="single" w:color="2E75B6" w:sz="18"/>
-        </w:pBdr>
-        <w:shd w:fill="F5F7FA" w:val="clear"/>
-        <w:spacing w:after="120" w:line="276"/>
-        <w:ind w:left="180"/>
-      </w:pPr>
-      <w:r>
-        <w:rPr>
-          <w:rFonts w:ascii="Roboto" w:cs="Roboto" w:eastAsia="Roboto" w:hAnsi="Roboto"/>
-          <w:i/>
-          <w:iCs/>
-          <w:color w:val="595959"/>
-          <w:sz w:val="20"/>
-          <w:szCs w:val="20"/>
-        </w:rPr>
-        <w:t xml:space="preserve">Prioritized — what to do Monday vs. what to plan for the next budget cycle. Tie each recommendation back to a finding number so the client can trace it.</w:t>
-      </w:r>
-    </w:p>
-    <w:p>
-      <w:pPr>
         <w:pStyle w:val="ListParagraph"/>
         <w:numPr>
           <w:ilvl w:val="0"/>
@@ -4318,20 +4411,6 @@
     </w:p>
     <w:p>
       <w:pPr>
-        <w:spacing w:after="120" w:line="276"/>
-      </w:pPr>
-      <w:r>
-        <w:rPr>
-          <w:rFonts w:ascii="Roboto" w:cs="Roboto" w:eastAsia="Roboto" w:hAnsi="Roboto"/>
-          <w:color w:val="1A1A1A"/>
-          <w:sz w:val="22"/>
-          <w:szCs w:val="22"/>
-        </w:rPr>
-        <w:t xml:space="preserve">Supporting evidence that would disrupt the flow of the main report: raw (scrubbed) tool output, additional screenshots, and your references.</w:t>
-      </w:r>
-    </w:p>
-    <w:p>
-      <w:pPr>
         <w:pStyle w:val="Heading2"/>
         <w:spacing w:after="120" w:before="240"/>
       </w:pPr>
@@ -4397,22 +4476,6 @@
       </w:r>
     </w:p>
     <w:p>
-      <w:pPr>
-        <w:spacing w:after="200" w:before="40"/>
-      </w:pPr>
-      <w:r>
-        <w:rPr>
-          <w:rFonts w:ascii="Roboto" w:cs="Roboto" w:eastAsia="Roboto" w:hAnsi="Roboto"/>
-          <w:i/>
-          <w:iCs/>
-          <w:color w:val="595959"/>
-          <w:sz w:val="20"/>
-          <w:szCs w:val="20"/>
-        </w:rPr>
-        <w:t xml:space="preserve">Same here — Insert → Pictures, then References → Insert Caption on the line beneath each image. Numbering continues automatically from the figures earlier in the packet.</w:t>
-      </w:r>
-    </w:p>
-    <w:p>
       <w:r>
         <w:t xml:space="preserve">This section is a sandbox. Nothing here is graded. Open the Navigation Pane — Windows: View &gt; Navigation Pane. Mac: View &gt; Sidebar &gt; Navigation — and keep it open while you read. Every pair below shows one mechanic done right and the same mechanic done wrong. Change things. Break them. Press Ctrl+A then F9 (Mac: ⌘A then F9) and watch what moves.</w:t>
       </w:r>
@@ -4574,7 +4637,7 @@
       </w:r>
       <w:fldSimple w:instr=" CITATION Con21 \l 1033 ">
         <w:r>
-          <w:t>(Conklin &amp; White, 2021)</w:t>
+          <w:t>(Conklin &amp; White, 2022)</w:t>
         </w:r>
       </w:fldSimple>
       <w:r>
@@ -4583,7 +4646,7 @@
     </w:p>
     <w:p>
       <w:r>
-        <w:t xml:space="preserve">WRONG: password reuse remains the dominant credential-attack vector (Conklin &amp; White, 2021). That was typed by hand. It looks identical and does nothing — no reference list, no alphabetizing, no protection when the source changes.</w:t>
+        <w:t xml:space="preserve">WRONG: password reuse remains the dominant credential-attack vector (Conklin &amp; White, 2022). That was typed by hand. It looks identical and does nothing — no reference list, no alphabetizing, no protection when the source changes.</w:t>
       </w:r>
     </w:p>
     <w:p>
@@ -4603,27 +4666,6 @@
         <w:t xml:space="preserve">C. References</w:t>
       </w:r>
     </w:p>
-    <w:p>
-      <w:pPr>
-        <w:pBdr>
-          <w:left w:val="single" w:color="2E75B6" w:sz="18"/>
-        </w:pBdr>
-        <w:shd w:fill="F5F7FA" w:val="clear"/>
-        <w:spacing w:after="120" w:line="276"/>
-        <w:ind w:left="180"/>
-      </w:pPr>
-      <w:r>
-        <w:rPr>
-          <w:rFonts w:ascii="Roboto" w:cs="Roboto" w:eastAsia="Roboto" w:hAnsi="Roboto"/>
-          <w:i/>
-          <w:iCs/>
-          <w:color w:val="595959"/>
-          <w:sz w:val="20"/>
-          <w:szCs w:val="20"/>
-        </w:rPr>
-        <w:t xml:space="preserve">Minimum 10 sources, each cited at least once in the body. Add every source with References → Insert Citation → Add New Source (tick “Show All Bibliography Fields” so you can enter the URL), then build this list with References → Bibliography. The style is already set to APA. Do not type entries by hand. The course textbook does not count toward your ten. You do not need to delete it if you have cited it — it still applies, it just does not count toward the ten.</w:t>
-      </w:r>
-    </w:p>
     <w:sdt>
       <w:sdtPr>
         <w:alias w:val="Bibliography"/>
@@ -4631,9 +4673,24 @@
       <w:sdtContent>
         <w:p>
           <w:r>
-            <w:fldChar w:fldCharType="begin" w:dirty="true"/>
+            <w:fldChar w:fldCharType="begin"/>
             <w:instrText xml:space="preserve">BIBLIOGRAPHY \l 1033 </w:instrText>
             <w:fldChar w:fldCharType="separate"/>
+          </w:r>
+        </w:p>
+        <w:p>
+          <w:pPr>
+            <w:spacing w:after="120"/>
+            <w:ind w:left="480" w:hanging="480"/>
+          </w:pPr>
+          <w:r>
+            <w:rPr>
+              <w:rFonts w:ascii="Roboto" w:cs="Roboto" w:eastAsia="Roboto" w:hAnsi="Roboto"/>
+              <w:color w:val="1A1A1A"/>
+              <w:sz w:val="22"/>
+              <w:szCs w:val="22"/>
+            </w:rPr>
+            <w:t xml:space="preserve">Conklin, W. A., &amp; White, G. (2022). Principles of Computer Security: CompTIA Security+ and Beyond (Sixth ed.). McGraw-Hill Education.</w:t>
           </w:r>
         </w:p>
         <w:p>
@@ -5207,7 +5264,7 @@
     <b:Title>Principles of Computer Security: CompTIA Security+ and Beyond</b:Title>
     <b:Edition>Sixth</b:Edition>
     <b:Publisher>McGraw-Hill Education</b:Publisher>
-    <b:Year>2021</b:Year>
+    <b:Year>2022</b:Year>
     <b:RefOrder>1</b:RefOrder>
   </b:Source>
 </b:Sources>
